--- a/vr pravidla a zásady - adrop quest2.docx
+++ b/vr pravidla a zásady - adrop quest2.docx
@@ -1404,7 +1404,6 @@
                                 <w:szCs w:val="24"/>
                               </w:rPr>
                             </w:pPr>
-                            <w:proofErr w:type="gramStart"/>
                             <w:r>
                               <w:rPr>
                                 <w:rFonts w:ascii="Tahoma" w:hAnsi="Tahoma" w:cs="Tahoma"/>
@@ -1414,7 +1413,6 @@
                               </w:rPr>
                               <w:t>2m</w:t>
                             </w:r>
-                            <w:proofErr w:type="gramEnd"/>
                             <w:r>
                               <w:rPr>
                                 <w:rFonts w:ascii="Tahoma" w:hAnsi="Tahoma" w:cs="Tahoma"/>
@@ -1443,7 +1441,6 @@
                               </w:rPr>
                               <w:t xml:space="preserve"> </w:t>
                             </w:r>
-                            <w:proofErr w:type="gramStart"/>
                             <w:r>
                               <w:rPr>
                                 <w:rFonts w:ascii="Tahoma" w:hAnsi="Tahoma" w:cs="Tahoma"/>
@@ -1453,7 +1450,6 @@
                               </w:rPr>
                               <w:t>2m</w:t>
                             </w:r>
-                            <w:proofErr w:type="gramEnd"/>
                             <w:r>
                               <w:rPr>
                                 <w:rFonts w:ascii="Tahoma" w:hAnsi="Tahoma" w:cs="Tahoma"/>
@@ -2243,27 +2239,7 @@
           <w:sz w:val="24"/>
           <w:szCs w:val="24"/>
         </w:rPr>
-        <w:t xml:space="preserve">(Při verzi pouze se zařízením </w:t>
-      </w:r>
-      <w:proofErr w:type="spellStart"/>
-      <w:r>
-        <w:rPr>
-          <w:rFonts w:ascii="Tahoma" w:eastAsia="Tahoma" w:hAnsi="Tahoma" w:cs="Tahoma"/>
-          <w:color w:val="0000CC"/>
-          <w:sz w:val="24"/>
-          <w:szCs w:val="24"/>
-        </w:rPr>
-        <w:t>Chromecast</w:t>
-      </w:r>
-      <w:proofErr w:type="spellEnd"/>
-      <w:r>
-        <w:rPr>
-          <w:rFonts w:ascii="Tahoma" w:eastAsia="Tahoma" w:hAnsi="Tahoma" w:cs="Tahoma"/>
-          <w:color w:val="0000CC"/>
-          <w:sz w:val="24"/>
-          <w:szCs w:val="24"/>
-        </w:rPr>
-        <w:t xml:space="preserve"> zapojení do HDMI a USB)</w:t>
+        <w:t>(Při verzi pouze se zařízením Chromecast zapojení do HDMI a USB)</w:t>
       </w:r>
     </w:p>
     <w:p>
@@ -2397,47 +2373,7 @@
           <w:sz w:val="24"/>
           <w:szCs w:val="24"/>
         </w:rPr>
-        <w:t xml:space="preserve"> (pokud je </w:t>
-      </w:r>
-      <w:proofErr w:type="spellStart"/>
-      <w:r>
-        <w:rPr>
-          <w:rFonts w:ascii="Tahoma" w:eastAsia="Tahoma" w:hAnsi="Tahoma" w:cs="Tahoma"/>
-          <w:color w:val="0000CC"/>
-          <w:sz w:val="24"/>
-          <w:szCs w:val="24"/>
-        </w:rPr>
-        <w:t>zaplý</w:t>
-      </w:r>
-      <w:proofErr w:type="spellEnd"/>
-      <w:r>
-        <w:rPr>
-          <w:rFonts w:ascii="Tahoma" w:eastAsia="Tahoma" w:hAnsi="Tahoma" w:cs="Tahoma"/>
-          <w:color w:val="0000CC"/>
-          <w:sz w:val="24"/>
-          <w:szCs w:val="24"/>
-        </w:rPr>
-        <w:t xml:space="preserve"> </w:t>
-      </w:r>
-      <w:proofErr w:type="spellStart"/>
-      <w:r>
-        <w:rPr>
-          <w:rFonts w:ascii="Tahoma" w:eastAsia="Tahoma" w:hAnsi="Tahoma" w:cs="Tahoma"/>
-          <w:color w:val="0000CC"/>
-          <w:sz w:val="24"/>
-          <w:szCs w:val="24"/>
-        </w:rPr>
-        <w:t>Passthrough</w:t>
-      </w:r>
-      <w:proofErr w:type="spellEnd"/>
-      <w:r>
-        <w:rPr>
-          <w:rFonts w:ascii="Tahoma" w:eastAsia="Tahoma" w:hAnsi="Tahoma" w:cs="Tahoma"/>
-          <w:color w:val="0000CC"/>
-          <w:sz w:val="24"/>
-          <w:szCs w:val="24"/>
-        </w:rPr>
-        <w:t>, není třeba místnost nastavovat)</w:t>
+        <w:t xml:space="preserve"> (pokud je zaplý Passthrough, není třeba místnost nastavovat)</w:t>
       </w:r>
     </w:p>
     <w:p>
@@ -2541,7 +2477,6 @@
         </w:rPr>
         <w:t xml:space="preserve">Pokud nemáte připojení k internetu nebo omezené připojení, zkuste </w:t>
       </w:r>
-      <w:proofErr w:type="spellStart"/>
       <w:r>
         <w:rPr>
           <w:rFonts w:ascii="Tahoma" w:eastAsia="Tahoma" w:hAnsi="Tahoma" w:cs="Tahoma"/>
@@ -2551,7 +2486,6 @@
         </w:rPr>
         <w:t>WiFi</w:t>
       </w:r>
-      <w:proofErr w:type="spellEnd"/>
       <w:r>
         <w:rPr>
           <w:rFonts w:ascii="Tahoma" w:eastAsia="Tahoma" w:hAnsi="Tahoma" w:cs="Tahoma"/>
@@ -2561,7 +2495,6 @@
         </w:rPr>
         <w:t xml:space="preserve"> (</w:t>
       </w:r>
-      <w:proofErr w:type="spellStart"/>
       <w:r>
         <w:rPr>
           <w:rFonts w:ascii="Tahoma" w:eastAsia="Tahoma" w:hAnsi="Tahoma" w:cs="Tahoma"/>
@@ -2573,7 +2506,6 @@
         </w:rPr>
         <w:t>VRprotebe</w:t>
       </w:r>
-      <w:proofErr w:type="spellEnd"/>
       <w:r>
         <w:rPr>
           <w:rFonts w:ascii="Tahoma" w:eastAsia="Tahoma" w:hAnsi="Tahoma" w:cs="Tahoma"/>
@@ -2644,41 +2576,19 @@
           <w:sz w:val="24"/>
           <w:szCs w:val="24"/>
         </w:rPr>
-        <w:t xml:space="preserve"> (heslo od </w:t>
-      </w:r>
-      <w:proofErr w:type="spellStart"/>
-      <w:r>
-        <w:rPr>
-          <w:rFonts w:ascii="Tahoma" w:eastAsia="Tahoma" w:hAnsi="Tahoma" w:cs="Tahoma"/>
+        <w:t xml:space="preserve"> (heslo od WiFi: </w:t>
+      </w:r>
+      <w:r>
+        <w:rPr>
+          <w:rFonts w:ascii="Tahoma" w:eastAsia="Tahoma" w:hAnsi="Tahoma" w:cs="Tahoma"/>
+          <w:b/>
+          <w:bCs/>
           <w:color w:val="0000CC"/>
           <w:sz w:val="24"/>
           <w:szCs w:val="24"/>
         </w:rPr>
-        <w:t>WiFi</w:t>
-      </w:r>
-      <w:proofErr w:type="spellEnd"/>
-      <w:r>
-        <w:rPr>
-          <w:rFonts w:ascii="Tahoma" w:eastAsia="Tahoma" w:hAnsi="Tahoma" w:cs="Tahoma"/>
-          <w:color w:val="0000CC"/>
-          <w:sz w:val="24"/>
-          <w:szCs w:val="24"/>
-        </w:rPr>
-        <w:t xml:space="preserve">: </w:t>
-      </w:r>
-      <w:proofErr w:type="spellStart"/>
-      <w:r>
-        <w:rPr>
-          <w:rFonts w:ascii="Tahoma" w:eastAsia="Tahoma" w:hAnsi="Tahoma" w:cs="Tahoma"/>
-          <w:b/>
-          <w:bCs/>
-          <w:color w:val="0000CC"/>
-          <w:sz w:val="24"/>
-          <w:szCs w:val="24"/>
-        </w:rPr>
         <w:t>adropvrgineers</w:t>
       </w:r>
-      <w:proofErr w:type="spellEnd"/>
       <w:r>
         <w:rPr>
           <w:rFonts w:ascii="Tahoma" w:eastAsia="Tahoma" w:hAnsi="Tahoma" w:cs="Tahoma"/>
@@ -3941,7 +3851,7 @@
           <w:color w:val="0000CC"/>
         </w:rPr>
         <w:drawing>
-          <wp:anchor distT="0" distB="0" distL="114300" distR="114300" simplePos="0" relativeHeight="251766272" behindDoc="0" locked="0" layoutInCell="1" allowOverlap="1" wp14:anchorId="44329A48" wp14:editId="33C67066">
+          <wp:anchor distT="0" distB="0" distL="114300" distR="114300" simplePos="0" relativeHeight="251766272" behindDoc="0" locked="0" layoutInCell="1" allowOverlap="1" wp14:anchorId="44329A48" wp14:editId="6CFCDB2A">
             <wp:simplePos x="0" y="0"/>
             <wp:positionH relativeFrom="margin">
               <wp:posOffset>-385445</wp:posOffset>
@@ -4147,7 +4057,6 @@
                                 <w:u w:val="single"/>
                               </w:rPr>
                             </w:pPr>
-                            <w:proofErr w:type="spellStart"/>
                             <w:r>
                               <w:rPr>
                                 <w:rFonts w:ascii="Tahoma" w:eastAsia="Tahoma" w:hAnsi="Tahoma" w:cs="Tahoma"/>
@@ -4158,20 +4067,7 @@
                                 <w:szCs w:val="26"/>
                                 <w:u w:val="single"/>
                               </w:rPr>
-                              <w:t>Oculus</w:t>
-                            </w:r>
-                            <w:proofErr w:type="spellEnd"/>
-                            <w:r>
-                              <w:rPr>
-                                <w:rFonts w:ascii="Tahoma" w:eastAsia="Tahoma" w:hAnsi="Tahoma" w:cs="Tahoma"/>
-                                <w:b/>
-                                <w:bCs/>
-                                <w:color w:val="0000CC"/>
-                                <w:sz w:val="26"/>
-                                <w:szCs w:val="26"/>
-                                <w:u w:val="single"/>
-                              </w:rPr>
-                              <w:t xml:space="preserve"> tlačítko</w:t>
+                              <w:t>Oculus tlačítko</w:t>
                             </w:r>
                           </w:p>
                           <w:p>
@@ -5500,15 +5396,7 @@
           <w:iCs/>
           <w:color w:val="0000CC"/>
         </w:rPr>
-        <w:t>“Ochranný systém’’</w:t>
-      </w:r>
-      <w:r>
-        <w:rPr>
-          <w:rFonts w:ascii="Tahoma" w:eastAsia="Tahoma" w:hAnsi="Tahoma" w:cs="Tahoma"/>
-          <w:iCs/>
-          <w:color w:val="0000CC"/>
-        </w:rPr>
-        <w:t xml:space="preserve"> – </w:t>
+        <w:t>“</w:t>
       </w:r>
       <w:r>
         <w:rPr>
@@ -5518,15 +5406,55 @@
           <w:iCs/>
           <w:color w:val="0000CC"/>
         </w:rPr>
-        <w:t>“Upravit ochranný systém’’</w:t>
-      </w:r>
-      <w:r>
-        <w:rPr>
-          <w:rFonts w:ascii="Tahoma" w:eastAsia="Tahoma" w:hAnsi="Tahoma" w:cs="Tahoma"/>
-          <w:i/>
-          <w:color w:val="0000CC"/>
-        </w:rPr>
-        <w:t xml:space="preserve"> </w:t>
+        <w:t>Nastavení prostředí</w:t>
+      </w:r>
+      <w:r>
+        <w:rPr>
+          <w:rFonts w:ascii="Tahoma" w:eastAsia="Tahoma" w:hAnsi="Tahoma" w:cs="Tahoma"/>
+          <w:b/>
+          <w:bCs/>
+          <w:iCs/>
+          <w:color w:val="0000CC"/>
+        </w:rPr>
+        <w:t>’’</w:t>
+      </w:r>
+      <w:r>
+        <w:rPr>
+          <w:rFonts w:ascii="Tahoma" w:eastAsia="Tahoma" w:hAnsi="Tahoma" w:cs="Tahoma"/>
+          <w:iCs/>
+          <w:color w:val="0000CC"/>
+        </w:rPr>
+        <w:t xml:space="preserve"> – </w:t>
+      </w:r>
+      <w:r>
+        <w:rPr>
+          <w:rFonts w:ascii="Tahoma" w:eastAsia="Tahoma" w:hAnsi="Tahoma" w:cs="Tahoma"/>
+          <w:b/>
+          <w:bCs/>
+          <w:iCs/>
+          <w:color w:val="0000CC"/>
+        </w:rPr>
+        <w:t>“</w:t>
+      </w:r>
+      <w:r>
+        <w:rPr>
+          <w:rFonts w:ascii="Tahoma" w:eastAsia="Tahoma" w:hAnsi="Tahoma" w:cs="Tahoma"/>
+          <w:b/>
+          <w:bCs/>
+          <w:iCs/>
+          <w:color w:val="0000CC"/>
+        </w:rPr>
+        <w:t>Hranice</w:t>
+      </w:r>
+      <w:r>
+        <w:rPr>
+          <w:rFonts w:ascii="Tahoma" w:eastAsia="Tahoma" w:hAnsi="Tahoma" w:cs="Tahoma"/>
+          <w:b/>
+          <w:bCs/>
+          <w:iCs/>
+          <w:color w:val="0000CC"/>
+        </w:rPr>
+        <w:t>’’</w:t>
       </w:r>
     </w:p>
     <w:p>
@@ -5731,43 +5659,7 @@
           <w:color w:val="0000CC"/>
           <w:u w:val="single"/>
         </w:rPr>
-        <w:t xml:space="preserve">Některé hry (jako Beat </w:t>
-      </w:r>
-      <w:proofErr w:type="spellStart"/>
-      <w:r>
-        <w:rPr>
-          <w:rFonts w:ascii="Tahoma" w:eastAsia="Tahoma" w:hAnsi="Tahoma" w:cs="Tahoma"/>
-          <w:color w:val="0000CC"/>
-          <w:u w:val="single"/>
-        </w:rPr>
-        <w:t>Saber</w:t>
-      </w:r>
-      <w:proofErr w:type="spellEnd"/>
-      <w:r>
-        <w:rPr>
-          <w:rFonts w:ascii="Tahoma" w:eastAsia="Tahoma" w:hAnsi="Tahoma" w:cs="Tahoma"/>
-          <w:color w:val="0000CC"/>
-          <w:u w:val="single"/>
-        </w:rPr>
-        <w:t xml:space="preserve">, Golf, </w:t>
-      </w:r>
-      <w:proofErr w:type="spellStart"/>
-      <w:r>
-        <w:rPr>
-          <w:rFonts w:ascii="Tahoma" w:eastAsia="Tahoma" w:hAnsi="Tahoma" w:cs="Tahoma"/>
-          <w:color w:val="0000CC"/>
-          <w:u w:val="single"/>
-        </w:rPr>
-        <w:t>Tennis</w:t>
-      </w:r>
-      <w:proofErr w:type="spellEnd"/>
-      <w:r>
-        <w:rPr>
-          <w:rFonts w:ascii="Tahoma" w:eastAsia="Tahoma" w:hAnsi="Tahoma" w:cs="Tahoma"/>
-          <w:color w:val="0000CC"/>
-          <w:u w:val="single"/>
-        </w:rPr>
-        <w:t>) nejdou načíst</w:t>
+        <w:t>Některé hry (jako Beat Saber, Golf, Tennis) nejdou načíst</w:t>
       </w:r>
     </w:p>
     <w:p>
@@ -5790,39 +5682,7 @@
           <w:rFonts w:ascii="Tahoma" w:eastAsia="Tahoma" w:hAnsi="Tahoma" w:cs="Tahoma"/>
           <w:color w:val="0000CC"/>
         </w:rPr>
-        <w:t xml:space="preserve">-zkuste během načítání hry přepojit brýle na vaši domácí </w:t>
-      </w:r>
-      <w:proofErr w:type="spellStart"/>
-      <w:r>
-        <w:rPr>
-          <w:rFonts w:ascii="Tahoma" w:eastAsia="Tahoma" w:hAnsi="Tahoma" w:cs="Tahoma"/>
-          <w:color w:val="0000CC"/>
-        </w:rPr>
-        <w:t>WiFi</w:t>
-      </w:r>
-      <w:proofErr w:type="spellEnd"/>
-      <w:r>
-        <w:rPr>
-          <w:rFonts w:ascii="Tahoma" w:eastAsia="Tahoma" w:hAnsi="Tahoma" w:cs="Tahoma"/>
-          <w:color w:val="0000CC"/>
-        </w:rPr>
-        <w:t xml:space="preserve"> síť, a poté po načtení hry je znovu připojit na síť </w:t>
-      </w:r>
-      <w:proofErr w:type="spellStart"/>
-      <w:r>
-        <w:rPr>
-          <w:rFonts w:ascii="Tahoma" w:eastAsia="Tahoma" w:hAnsi="Tahoma" w:cs="Tahoma"/>
-          <w:color w:val="0000CC"/>
-        </w:rPr>
-        <w:t>VRprotebe</w:t>
-      </w:r>
-      <w:proofErr w:type="spellEnd"/>
-      <w:r>
-        <w:rPr>
-          <w:rFonts w:ascii="Tahoma" w:eastAsia="Tahoma" w:hAnsi="Tahoma" w:cs="Tahoma"/>
-          <w:color w:val="0000CC"/>
-        </w:rPr>
-        <w:t>. Pokud brýle ukazují „omezené připojení“ nebo „internet není k dispozici“ zkuste hrát některou z her minimálně 10 minut, než se internet načte.</w:t>
+        <w:t>-zkuste během načítání hry přepojit brýle na vaši domácí WiFi síť, a poté po načtení hry je znovu připojit na síť VRprotebe. Pokud brýle ukazují „omezené připojení“ nebo „internet není k dispozici“ zkuste hrát některou z her minimálně 10 minut, než se internet načte.</w:t>
       </w:r>
     </w:p>
     <w:p>
@@ -6522,19 +6382,8 @@
                                 <w:sz w:val="26"/>
                                 <w:szCs w:val="26"/>
                               </w:rPr>
-                              <w:t xml:space="preserve">Krok 3: Vybrat příslušné zařízení </w:t>
+                              <w:t>Krok 3: Vybrat příslušné zařízení Chromecast</w:t>
                             </w:r>
-                            <w:proofErr w:type="spellStart"/>
-                            <w:r>
-                              <w:rPr>
-                                <w:rFonts w:ascii="Tahoma" w:eastAsia="Tahoma" w:hAnsi="Tahoma" w:cs="Tahoma"/>
-                                <w:color w:val="0000CC"/>
-                                <w:sz w:val="26"/>
-                                <w:szCs w:val="26"/>
-                              </w:rPr>
-                              <w:t>Chromecast</w:t>
-                            </w:r>
-                            <w:proofErr w:type="spellEnd"/>
                           </w:p>
                         </w:txbxContent>
                       </wps:txbx>

--- a/vr pravidla a zásady - adrop quest2.docx
+++ b/vr pravidla a zásady - adrop quest2.docx
@@ -1404,6 +1404,7 @@
                                 <w:szCs w:val="24"/>
                               </w:rPr>
                             </w:pPr>
+                            <w:proofErr w:type="gramStart"/>
                             <w:r>
                               <w:rPr>
                                 <w:rFonts w:ascii="Tahoma" w:hAnsi="Tahoma" w:cs="Tahoma"/>
@@ -1413,6 +1414,7 @@
                               </w:rPr>
                               <w:t>2m</w:t>
                             </w:r>
+                            <w:proofErr w:type="gramEnd"/>
                             <w:r>
                               <w:rPr>
                                 <w:rFonts w:ascii="Tahoma" w:hAnsi="Tahoma" w:cs="Tahoma"/>
@@ -1441,6 +1443,7 @@
                               </w:rPr>
                               <w:t xml:space="preserve"> </w:t>
                             </w:r>
+                            <w:proofErr w:type="gramStart"/>
                             <w:r>
                               <w:rPr>
                                 <w:rFonts w:ascii="Tahoma" w:hAnsi="Tahoma" w:cs="Tahoma"/>
@@ -1450,6 +1453,7 @@
                               </w:rPr>
                               <w:t>2m</w:t>
                             </w:r>
+                            <w:proofErr w:type="gramEnd"/>
                             <w:r>
                               <w:rPr>
                                 <w:rFonts w:ascii="Tahoma" w:hAnsi="Tahoma" w:cs="Tahoma"/>
@@ -2060,7 +2064,71 @@
           <w:szCs w:val="36"/>
         </w:rPr>
         <w:drawing>
-          <wp:anchor distT="0" distB="0" distL="114300" distR="114300" simplePos="0" relativeHeight="251740672" behindDoc="0" locked="0" layoutInCell="1" allowOverlap="1" wp14:anchorId="674844E4" wp14:editId="75CBC62A">
+          <wp:anchor distT="0" distB="0" distL="114300" distR="114300" simplePos="0" relativeHeight="251784704" behindDoc="0" locked="0" layoutInCell="1" allowOverlap="1" wp14:anchorId="6D904115" wp14:editId="070A2ED9">
+            <wp:simplePos x="0" y="0"/>
+            <wp:positionH relativeFrom="margin">
+              <wp:align>right</wp:align>
+            </wp:positionH>
+            <wp:positionV relativeFrom="paragraph">
+              <wp:posOffset>13335</wp:posOffset>
+            </wp:positionV>
+            <wp:extent cx="5760720" cy="1813560"/>
+            <wp:effectExtent l="0" t="0" r="0" b="0"/>
+            <wp:wrapNone/>
+            <wp:docPr id="1909731986" name="Obrázek 1"/>
+            <wp:cNvGraphicFramePr>
+              <a:graphicFrameLocks xmlns:a="http://schemas.openxmlformats.org/drawingml/2006/main" noChangeAspect="1"/>
+            </wp:cNvGraphicFramePr>
+            <a:graphic xmlns:a="http://schemas.openxmlformats.org/drawingml/2006/main">
+              <a:graphicData uri="http://schemas.openxmlformats.org/drawingml/2006/picture">
+                <pic:pic xmlns:pic="http://schemas.openxmlformats.org/drawingml/2006/picture">
+                  <pic:nvPicPr>
+                    <pic:cNvPr id="1909731986" name=""/>
+                    <pic:cNvPicPr/>
+                  </pic:nvPicPr>
+                  <pic:blipFill>
+                    <a:blip r:embed="rId12">
+                      <a:extLst>
+                        <a:ext uri="{28A0092B-C50C-407E-A947-70E740481C1C}">
+                          <a14:useLocalDpi xmlns:a14="http://schemas.microsoft.com/office/drawing/2010/main" val="0"/>
+                        </a:ext>
+                      </a:extLst>
+                    </a:blip>
+                    <a:stretch>
+                      <a:fillRect/>
+                    </a:stretch>
+                  </pic:blipFill>
+                  <pic:spPr>
+                    <a:xfrm>
+                      <a:off x="0" y="0"/>
+                      <a:ext cx="5760720" cy="1813560"/>
+                    </a:xfrm>
+                    <a:prstGeom prst="rect">
+                      <a:avLst/>
+                    </a:prstGeom>
+                  </pic:spPr>
+                </pic:pic>
+              </a:graphicData>
+            </a:graphic>
+            <wp14:sizeRelH relativeFrom="page">
+              <wp14:pctWidth>0</wp14:pctWidth>
+            </wp14:sizeRelH>
+            <wp14:sizeRelV relativeFrom="page">
+              <wp14:pctHeight>0</wp14:pctHeight>
+            </wp14:sizeRelV>
+          </wp:anchor>
+        </w:drawing>
+      </w:r>
+      <w:r>
+        <w:rPr>
+          <w:rFonts w:ascii="Tahoma" w:eastAsia="Tahoma" w:hAnsi="Tahoma" w:cs="Tahoma"/>
+          <w:noProof/>
+          <w:color w:val="0000CC"/>
+          <w:sz w:val="36"/>
+          <w:szCs w:val="36"/>
+        </w:rPr>
+        <w:drawing>
+          <wp:anchor distT="0" distB="0" distL="114300" distR="114300" simplePos="0" relativeHeight="251740672" behindDoc="0" locked="0" layoutInCell="1" allowOverlap="1" wp14:anchorId="674844E4" wp14:editId="253E5A88">
             <wp:simplePos x="0" y="0"/>
             <wp:positionH relativeFrom="column">
               <wp:posOffset>3827480</wp:posOffset>
@@ -2085,7 +2153,7 @@
                     </pic:cNvPicPr>
                   </pic:nvPicPr>
                   <pic:blipFill>
-                    <a:blip r:embed="rId12" cstate="print">
+                    <a:blip r:embed="rId13" cstate="print">
                       <a:extLst>
                         <a:ext uri="{28A0092B-C50C-407E-A947-70E740481C1C}">
                           <a14:useLocalDpi xmlns:a14="http://schemas.microsoft.com/office/drawing/2010/main" val="0"/>
@@ -2144,7 +2212,7 @@
                     <pic:cNvPicPr preferRelativeResize="0"/>
                   </pic:nvPicPr>
                   <pic:blipFill>
-                    <a:blip r:embed="rId13"/>
+                    <a:blip r:embed="rId14"/>
                     <a:srcRect/>
                     <a:stretch>
                       <a:fillRect/>
@@ -2239,7 +2307,27 @@
           <w:sz w:val="24"/>
           <w:szCs w:val="24"/>
         </w:rPr>
-        <w:t>(Při verzi pouze se zařízením Chromecast zapojení do HDMI a USB)</w:t>
+        <w:t xml:space="preserve">(Při verzi pouze se zařízením </w:t>
+      </w:r>
+      <w:proofErr w:type="spellStart"/>
+      <w:r>
+        <w:rPr>
+          <w:rFonts w:ascii="Tahoma" w:eastAsia="Tahoma" w:hAnsi="Tahoma" w:cs="Tahoma"/>
+          <w:color w:val="0000CC"/>
+          <w:sz w:val="24"/>
+          <w:szCs w:val="24"/>
+        </w:rPr>
+        <w:t>Chromecast</w:t>
+      </w:r>
+      <w:proofErr w:type="spellEnd"/>
+      <w:r>
+        <w:rPr>
+          <w:rFonts w:ascii="Tahoma" w:eastAsia="Tahoma" w:hAnsi="Tahoma" w:cs="Tahoma"/>
+          <w:color w:val="0000CC"/>
+          <w:sz w:val="24"/>
+          <w:szCs w:val="24"/>
+        </w:rPr>
+        <w:t xml:space="preserve"> zapojení do HDMI a USB)</w:t>
       </w:r>
     </w:p>
     <w:p>
@@ -2373,7 +2461,47 @@
           <w:sz w:val="24"/>
           <w:szCs w:val="24"/>
         </w:rPr>
-        <w:t xml:space="preserve"> (pokud je zaplý Passthrough, není třeba místnost nastavovat)</w:t>
+        <w:t xml:space="preserve"> (pokud je </w:t>
+      </w:r>
+      <w:proofErr w:type="spellStart"/>
+      <w:r>
+        <w:rPr>
+          <w:rFonts w:ascii="Tahoma" w:eastAsia="Tahoma" w:hAnsi="Tahoma" w:cs="Tahoma"/>
+          <w:color w:val="0000CC"/>
+          <w:sz w:val="24"/>
+          <w:szCs w:val="24"/>
+        </w:rPr>
+        <w:t>zaplý</w:t>
+      </w:r>
+      <w:proofErr w:type="spellEnd"/>
+      <w:r>
+        <w:rPr>
+          <w:rFonts w:ascii="Tahoma" w:eastAsia="Tahoma" w:hAnsi="Tahoma" w:cs="Tahoma"/>
+          <w:color w:val="0000CC"/>
+          <w:sz w:val="24"/>
+          <w:szCs w:val="24"/>
+        </w:rPr>
+        <w:t xml:space="preserve"> </w:t>
+      </w:r>
+      <w:proofErr w:type="spellStart"/>
+      <w:r>
+        <w:rPr>
+          <w:rFonts w:ascii="Tahoma" w:eastAsia="Tahoma" w:hAnsi="Tahoma" w:cs="Tahoma"/>
+          <w:color w:val="0000CC"/>
+          <w:sz w:val="24"/>
+          <w:szCs w:val="24"/>
+        </w:rPr>
+        <w:t>Passthrough</w:t>
+      </w:r>
+      <w:proofErr w:type="spellEnd"/>
+      <w:r>
+        <w:rPr>
+          <w:rFonts w:ascii="Tahoma" w:eastAsia="Tahoma" w:hAnsi="Tahoma" w:cs="Tahoma"/>
+          <w:color w:val="0000CC"/>
+          <w:sz w:val="24"/>
+          <w:szCs w:val="24"/>
+        </w:rPr>
+        <w:t>, není třeba místnost nastavovat)</w:t>
       </w:r>
     </w:p>
     <w:p>
@@ -2477,6 +2605,7 @@
         </w:rPr>
         <w:t xml:space="preserve">Pokud nemáte připojení k internetu nebo omezené připojení, zkuste </w:t>
       </w:r>
+      <w:proofErr w:type="spellStart"/>
       <w:r>
         <w:rPr>
           <w:rFonts w:ascii="Tahoma" w:eastAsia="Tahoma" w:hAnsi="Tahoma" w:cs="Tahoma"/>
@@ -2486,6 +2615,7 @@
         </w:rPr>
         <w:t>WiFi</w:t>
       </w:r>
+      <w:proofErr w:type="spellEnd"/>
       <w:r>
         <w:rPr>
           <w:rFonts w:ascii="Tahoma" w:eastAsia="Tahoma" w:hAnsi="Tahoma" w:cs="Tahoma"/>
@@ -2495,6 +2625,7 @@
         </w:rPr>
         <w:t xml:space="preserve"> (</w:t>
       </w:r>
+      <w:proofErr w:type="spellStart"/>
       <w:r>
         <w:rPr>
           <w:rFonts w:ascii="Tahoma" w:eastAsia="Tahoma" w:hAnsi="Tahoma" w:cs="Tahoma"/>
@@ -2506,6 +2637,7 @@
         </w:rPr>
         <w:t>VRprotebe</w:t>
       </w:r>
+      <w:proofErr w:type="spellEnd"/>
       <w:r>
         <w:rPr>
           <w:rFonts w:ascii="Tahoma" w:eastAsia="Tahoma" w:hAnsi="Tahoma" w:cs="Tahoma"/>
@@ -2576,8 +2708,29 @@
           <w:sz w:val="24"/>
           <w:szCs w:val="24"/>
         </w:rPr>
-        <w:t xml:space="preserve"> (heslo od WiFi: </w:t>
-      </w:r>
+        <w:t xml:space="preserve"> (heslo od </w:t>
+      </w:r>
+      <w:proofErr w:type="spellStart"/>
+      <w:r>
+        <w:rPr>
+          <w:rFonts w:ascii="Tahoma" w:eastAsia="Tahoma" w:hAnsi="Tahoma" w:cs="Tahoma"/>
+          <w:color w:val="0000CC"/>
+          <w:sz w:val="24"/>
+          <w:szCs w:val="24"/>
+        </w:rPr>
+        <w:t>WiFi</w:t>
+      </w:r>
+      <w:proofErr w:type="spellEnd"/>
+      <w:r>
+        <w:rPr>
+          <w:rFonts w:ascii="Tahoma" w:eastAsia="Tahoma" w:hAnsi="Tahoma" w:cs="Tahoma"/>
+          <w:color w:val="0000CC"/>
+          <w:sz w:val="24"/>
+          <w:szCs w:val="24"/>
+        </w:rPr>
+        <w:t xml:space="preserve">: </w:t>
+      </w:r>
+      <w:proofErr w:type="spellStart"/>
       <w:r>
         <w:rPr>
           <w:rFonts w:ascii="Tahoma" w:eastAsia="Tahoma" w:hAnsi="Tahoma" w:cs="Tahoma"/>
@@ -2589,6 +2742,7 @@
         </w:rPr>
         <w:t>adropvrgineers</w:t>
       </w:r>
+      <w:proofErr w:type="spellEnd"/>
       <w:r>
         <w:rPr>
           <w:rFonts w:ascii="Tahoma" w:eastAsia="Tahoma" w:hAnsi="Tahoma" w:cs="Tahoma"/>
@@ -2685,7 +2839,7 @@
                     <pic:cNvPicPr/>
                   </pic:nvPicPr>
                   <pic:blipFill>
-                    <a:blip r:embed="rId14">
+                    <a:blip r:embed="rId15">
                       <a:extLst>
                         <a:ext uri="{28A0092B-C50C-407E-A947-70E740481C1C}">
                           <a14:useLocalDpi xmlns:a14="http://schemas.microsoft.com/office/drawing/2010/main" val="0"/>
@@ -2749,7 +2903,7 @@
                     <pic:cNvPicPr/>
                   </pic:nvPicPr>
                   <pic:blipFill>
-                    <a:blip r:embed="rId15">
+                    <a:blip r:embed="rId16">
                       <a:extLst>
                         <a:ext uri="{28A0092B-C50C-407E-A947-70E740481C1C}">
                           <a14:useLocalDpi xmlns:a14="http://schemas.microsoft.com/office/drawing/2010/main" val="0"/>
@@ -3273,7 +3427,7 @@
                     <pic:cNvPicPr preferRelativeResize="0"/>
                   </pic:nvPicPr>
                   <pic:blipFill rotWithShape="1">
-                    <a:blip r:embed="rId16"/>
+                    <a:blip r:embed="rId17"/>
                     <a:srcRect b="17574"/>
                     <a:stretch/>
                   </pic:blipFill>
@@ -3347,7 +3501,7 @@
                     </pic:cNvPicPr>
                   </pic:nvPicPr>
                   <pic:blipFill>
-                    <a:blip r:embed="rId17">
+                    <a:blip r:embed="rId18">
                       <a:extLst>
                         <a:ext uri="{28A0092B-C50C-407E-A947-70E740481C1C}">
                           <a14:useLocalDpi xmlns:a14="http://schemas.microsoft.com/office/drawing/2010/main" val="0"/>
@@ -3851,7 +4005,7 @@
           <w:color w:val="0000CC"/>
         </w:rPr>
         <w:drawing>
-          <wp:anchor distT="0" distB="0" distL="114300" distR="114300" simplePos="0" relativeHeight="251766272" behindDoc="0" locked="0" layoutInCell="1" allowOverlap="1" wp14:anchorId="44329A48" wp14:editId="6CFCDB2A">
+          <wp:anchor distT="0" distB="0" distL="114300" distR="114300" simplePos="0" relativeHeight="251766272" behindDoc="0" locked="0" layoutInCell="1" allowOverlap="1" wp14:anchorId="44329A48" wp14:editId="06A5E28D">
             <wp:simplePos x="0" y="0"/>
             <wp:positionH relativeFrom="margin">
               <wp:posOffset>-385445</wp:posOffset>
@@ -3882,7 +4036,7 @@
                     <pic:cNvPicPr/>
                   </pic:nvPicPr>
                   <pic:blipFill>
-                    <a:blip r:embed="rId18" cstate="print">
+                    <a:blip r:embed="rId19" cstate="print">
                       <a:extLst>
                         <a:ext uri="{28A0092B-C50C-407E-A947-70E740481C1C}">
                           <a14:useLocalDpi xmlns:a14="http://schemas.microsoft.com/office/drawing/2010/main" val="0"/>
@@ -3945,7 +4099,7 @@
                     </pic:cNvPicPr>
                   </pic:nvPicPr>
                   <pic:blipFill>
-                    <a:blip r:embed="rId19">
+                    <a:blip r:embed="rId20">
                       <a:extLst>
                         <a:ext uri="{28A0092B-C50C-407E-A947-70E740481C1C}">
                           <a14:useLocalDpi xmlns:a14="http://schemas.microsoft.com/office/drawing/2010/main" val="0"/>
@@ -4057,6 +4211,7 @@
                                 <w:u w:val="single"/>
                               </w:rPr>
                             </w:pPr>
+                            <w:proofErr w:type="spellStart"/>
                             <w:r>
                               <w:rPr>
                                 <w:rFonts w:ascii="Tahoma" w:eastAsia="Tahoma" w:hAnsi="Tahoma" w:cs="Tahoma"/>
@@ -4067,7 +4222,20 @@
                                 <w:szCs w:val="26"/>
                                 <w:u w:val="single"/>
                               </w:rPr>
-                              <w:t>Oculus tlačítko</w:t>
+                              <w:t>Oculus</w:t>
+                            </w:r>
+                            <w:proofErr w:type="spellEnd"/>
+                            <w:r>
+                              <w:rPr>
+                                <w:rFonts w:ascii="Tahoma" w:eastAsia="Tahoma" w:hAnsi="Tahoma" w:cs="Tahoma"/>
+                                <w:b/>
+                                <w:bCs/>
+                                <w:color w:val="0000CC"/>
+                                <w:sz w:val="26"/>
+                                <w:szCs w:val="26"/>
+                                <w:u w:val="single"/>
+                              </w:rPr>
+                              <w:t xml:space="preserve"> tlačítko</w:t>
                             </w:r>
                           </w:p>
                           <w:p>
@@ -4629,7 +4797,7 @@
                     </pic:cNvPicPr>
                   </pic:nvPicPr>
                   <pic:blipFill>
-                    <a:blip r:embed="rId20" cstate="print">
+                    <a:blip r:embed="rId21" cstate="print">
                       <a:extLst>
                         <a:ext uri="{28A0092B-C50C-407E-A947-70E740481C1C}">
                           <a14:useLocalDpi xmlns:a14="http://schemas.microsoft.com/office/drawing/2010/main" val="0"/>
@@ -4885,7 +5053,7 @@
                     </pic:cNvPicPr>
                   </pic:nvPicPr>
                   <pic:blipFill>
-                    <a:blip r:embed="rId21" cstate="print">
+                    <a:blip r:embed="rId22" cstate="print">
                       <a:extLst>
                         <a:ext uri="{28A0092B-C50C-407E-A947-70E740481C1C}">
                           <a14:useLocalDpi xmlns:a14="http://schemas.microsoft.com/office/drawing/2010/main" val="0"/>
@@ -5043,7 +5211,7 @@
                     </pic:cNvPicPr>
                   </pic:nvPicPr>
                   <pic:blipFill>
-                    <a:blip r:embed="rId21" cstate="print">
+                    <a:blip r:embed="rId22" cstate="print">
                       <a:extLst>
                         <a:ext uri="{28A0092B-C50C-407E-A947-70E740481C1C}">
                           <a14:useLocalDpi xmlns:a14="http://schemas.microsoft.com/office/drawing/2010/main" val="0"/>
@@ -5294,7 +5462,7 @@
                     </pic:cNvPicPr>
                   </pic:nvPicPr>
                   <pic:blipFill>
-                    <a:blip r:embed="rId21" cstate="print">
+                    <a:blip r:embed="rId22" cstate="print">
                       <a:extLst>
                         <a:ext uri="{28A0092B-C50C-407E-A947-70E740481C1C}">
                           <a14:useLocalDpi xmlns:a14="http://schemas.microsoft.com/office/drawing/2010/main" val="0"/>
@@ -5511,7 +5679,7 @@
                         </pic:cNvPicPr>
                       </pic:nvPicPr>
                       <pic:blipFill>
-                        <a:blip r:embed="rId21" cstate="print">
+                        <a:blip r:embed="rId22" cstate="print">
                           <a:extLst>
                             <a:ext uri="{28A0092B-C50C-407E-A947-70E740481C1C}">
                               <a14:useLocalDpi xmlns:a14="http://schemas.microsoft.com/office/drawing/2010/main" val="0"/>
@@ -5659,7 +5827,43 @@
           <w:color w:val="0000CC"/>
           <w:u w:val="single"/>
         </w:rPr>
-        <w:t>Některé hry (jako Beat Saber, Golf, Tennis) nejdou načíst</w:t>
+        <w:t xml:space="preserve">Některé hry (jako Beat </w:t>
+      </w:r>
+      <w:proofErr w:type="spellStart"/>
+      <w:r>
+        <w:rPr>
+          <w:rFonts w:ascii="Tahoma" w:eastAsia="Tahoma" w:hAnsi="Tahoma" w:cs="Tahoma"/>
+          <w:color w:val="0000CC"/>
+          <w:u w:val="single"/>
+        </w:rPr>
+        <w:t>Saber</w:t>
+      </w:r>
+      <w:proofErr w:type="spellEnd"/>
+      <w:r>
+        <w:rPr>
+          <w:rFonts w:ascii="Tahoma" w:eastAsia="Tahoma" w:hAnsi="Tahoma" w:cs="Tahoma"/>
+          <w:color w:val="0000CC"/>
+          <w:u w:val="single"/>
+        </w:rPr>
+        <w:t xml:space="preserve">, Golf, </w:t>
+      </w:r>
+      <w:proofErr w:type="spellStart"/>
+      <w:r>
+        <w:rPr>
+          <w:rFonts w:ascii="Tahoma" w:eastAsia="Tahoma" w:hAnsi="Tahoma" w:cs="Tahoma"/>
+          <w:color w:val="0000CC"/>
+          <w:u w:val="single"/>
+        </w:rPr>
+        <w:t>Tennis</w:t>
+      </w:r>
+      <w:proofErr w:type="spellEnd"/>
+      <w:r>
+        <w:rPr>
+          <w:rFonts w:ascii="Tahoma" w:eastAsia="Tahoma" w:hAnsi="Tahoma" w:cs="Tahoma"/>
+          <w:color w:val="0000CC"/>
+          <w:u w:val="single"/>
+        </w:rPr>
+        <w:t>) nejdou načíst</w:t>
       </w:r>
     </w:p>
     <w:p>
@@ -5682,7 +5886,39 @@
           <w:rFonts w:ascii="Tahoma" w:eastAsia="Tahoma" w:hAnsi="Tahoma" w:cs="Tahoma"/>
           <w:color w:val="0000CC"/>
         </w:rPr>
-        <w:t>-zkuste během načítání hry přepojit brýle na vaši domácí WiFi síť, a poté po načtení hry je znovu připojit na síť VRprotebe. Pokud brýle ukazují „omezené připojení“ nebo „internet není k dispozici“ zkuste hrát některou z her minimálně 10 minut, než se internet načte.</w:t>
+        <w:t xml:space="preserve">-zkuste během načítání hry přepojit brýle na vaši domácí </w:t>
+      </w:r>
+      <w:proofErr w:type="spellStart"/>
+      <w:r>
+        <w:rPr>
+          <w:rFonts w:ascii="Tahoma" w:eastAsia="Tahoma" w:hAnsi="Tahoma" w:cs="Tahoma"/>
+          <w:color w:val="0000CC"/>
+        </w:rPr>
+        <w:t>WiFi</w:t>
+      </w:r>
+      <w:proofErr w:type="spellEnd"/>
+      <w:r>
+        <w:rPr>
+          <w:rFonts w:ascii="Tahoma" w:eastAsia="Tahoma" w:hAnsi="Tahoma" w:cs="Tahoma"/>
+          <w:color w:val="0000CC"/>
+        </w:rPr>
+        <w:t xml:space="preserve"> síť, a poté po načtení hry je znovu připojit na síť </w:t>
+      </w:r>
+      <w:proofErr w:type="spellStart"/>
+      <w:r>
+        <w:rPr>
+          <w:rFonts w:ascii="Tahoma" w:eastAsia="Tahoma" w:hAnsi="Tahoma" w:cs="Tahoma"/>
+          <w:color w:val="0000CC"/>
+        </w:rPr>
+        <w:t>VRprotebe</w:t>
+      </w:r>
+      <w:proofErr w:type="spellEnd"/>
+      <w:r>
+        <w:rPr>
+          <w:rFonts w:ascii="Tahoma" w:eastAsia="Tahoma" w:hAnsi="Tahoma" w:cs="Tahoma"/>
+          <w:color w:val="0000CC"/>
+        </w:rPr>
+        <w:t>. Pokud brýle ukazují „omezené připojení“ nebo „internet není k dispozici“ zkuste hrát některou z her minimálně 10 minut, než se internet načte.</w:t>
       </w:r>
     </w:p>
     <w:p>
@@ -5749,26 +5985,8 @@
           <w:szCs w:val="28"/>
         </w:rPr>
       </w:pPr>
-      <w:r>
-        <w:rPr>
-          <w:rFonts w:ascii="Tahoma" w:eastAsia="Tahoma" w:hAnsi="Tahoma" w:cs="Tahoma"/>
-          <w:color w:val="0000CC"/>
-          <w:sz w:val="36"/>
-          <w:szCs w:val="36"/>
-        </w:rPr>
-        <w:t>Sdílení obrazu</w:t>
-      </w:r>
-    </w:p>
-    <w:p>
-      <w:pPr>
-        <w:jc w:val="center"/>
-        <w:rPr>
-          <w:rFonts w:ascii="Tahoma" w:eastAsia="Tahoma" w:hAnsi="Tahoma" w:cs="Tahoma"/>
-          <w:color w:val="0000CC"/>
-          <w:sz w:val="26"/>
-          <w:szCs w:val="26"/>
-        </w:rPr>
-      </w:pPr>
+      <w:bookmarkStart w:id="0" w:name="_heading=h.gjdgxs" w:colFirst="0" w:colLast="0"/>
+      <w:bookmarkEnd w:id="0"/>
       <w:r>
         <w:rPr>
           <w:rFonts w:ascii="Tahoma" w:eastAsia="Tahoma" w:hAnsi="Tahoma" w:cs="Tahoma"/>
@@ -5776,26 +5994,18 @@
           <w:color w:val="0000CC"/>
         </w:rPr>
         <w:drawing>
-          <wp:anchor distT="0" distB="0" distL="114300" distR="114300" simplePos="0" relativeHeight="251697664" behindDoc="1" locked="0" layoutInCell="1" allowOverlap="1" wp14:anchorId="694B3F57" wp14:editId="5506A02E">
+          <wp:anchor distT="0" distB="0" distL="114300" distR="114300" simplePos="0" relativeHeight="251787776" behindDoc="0" locked="0" layoutInCell="1" allowOverlap="1" wp14:anchorId="1EB0ED8B" wp14:editId="0495B309">
             <wp:simplePos x="0" y="0"/>
             <wp:positionH relativeFrom="margin">
-              <wp:align>left</wp:align>
+              <wp:posOffset>-525780</wp:posOffset>
             </wp:positionH>
             <wp:positionV relativeFrom="paragraph">
-              <wp:posOffset>65405</wp:posOffset>
+              <wp:posOffset>440055</wp:posOffset>
             </wp:positionV>
-            <wp:extent cx="3420110" cy="1927860"/>
-            <wp:effectExtent l="0" t="0" r="8890" b="0"/>
-            <wp:wrapTight wrapText="bothSides">
-              <wp:wrapPolygon edited="0">
-                <wp:start x="0" y="0"/>
-                <wp:lineTo x="0" y="21344"/>
-                <wp:lineTo x="21536" y="21344"/>
-                <wp:lineTo x="21536" y="0"/>
-                <wp:lineTo x="0" y="0"/>
-              </wp:wrapPolygon>
-            </wp:wrapTight>
-            <wp:docPr id="13" name="Obrázek 13"/>
+            <wp:extent cx="3985260" cy="1980839"/>
+            <wp:effectExtent l="0" t="0" r="0" b="635"/>
+            <wp:wrapNone/>
+            <wp:docPr id="333472465" name="Obrázek 1"/>
             <wp:cNvGraphicFramePr>
               <a:graphicFrameLocks xmlns:a="http://schemas.openxmlformats.org/drawingml/2006/main" noChangeAspect="1"/>
             </wp:cNvGraphicFramePr>
@@ -5803,31 +6013,30 @@
               <a:graphicData uri="http://schemas.openxmlformats.org/drawingml/2006/picture">
                 <pic:pic xmlns:pic="http://schemas.openxmlformats.org/drawingml/2006/picture">
                   <pic:nvPicPr>
-                    <pic:cNvPr id="0" name="Picture 9"/>
-                    <pic:cNvPicPr>
-                      <a:picLocks noChangeAspect="1" noChangeArrowheads="1"/>
-                    </pic:cNvPicPr>
+                    <pic:cNvPr id="333472465" name=""/>
+                    <pic:cNvPicPr/>
                   </pic:nvPicPr>
                   <pic:blipFill rotWithShape="1">
-                    <a:blip r:embed="rId22" cstate="print">
+                    <a:blip r:embed="rId23">
                       <a:extLst>
                         <a:ext uri="{28A0092B-C50C-407E-A947-70E740481C1C}">
                           <a14:useLocalDpi xmlns:a14="http://schemas.microsoft.com/office/drawing/2010/main" val="0"/>
                         </a:ext>
                       </a:extLst>
                     </a:blip>
-                    <a:srcRect b="15932"/>
-                    <a:stretch/>
+                    <a:srcRect l="12050" r="10558"/>
+                    <a:stretch>
+                      <a:fillRect/>
+                    </a:stretch>
                   </pic:blipFill>
                   <pic:spPr bwMode="auto">
                     <a:xfrm>
                       <a:off x="0" y="0"/>
-                      <a:ext cx="3422260" cy="1929057"/>
+                      <a:ext cx="3985260" cy="1980839"/>
                     </a:xfrm>
                     <a:prstGeom prst="rect">
                       <a:avLst/>
                     </a:prstGeom>
-                    <a:noFill/>
                     <a:ln>
                       <a:noFill/>
                     </a:ln>
@@ -5849,20 +6058,252 @@
           </wp:anchor>
         </w:drawing>
       </w:r>
+      <w:r>
+        <w:rPr>
+          <w:rFonts w:ascii="Tahoma" w:eastAsia="Tahoma" w:hAnsi="Tahoma" w:cs="Tahoma"/>
+          <w:color w:val="0000CC"/>
+          <w:sz w:val="36"/>
+          <w:szCs w:val="36"/>
+        </w:rPr>
+        <w:t>Sdílení obrazu</w:t>
+      </w:r>
     </w:p>
     <w:p>
       <w:pPr>
-        <w:rPr>
-          <w:rFonts w:ascii="Tahoma" w:eastAsia="Tahoma" w:hAnsi="Tahoma" w:cs="Tahoma"/>
-          <w:color w:val="0000CC"/>
-        </w:rPr>
-      </w:pPr>
+        <w:jc w:val="center"/>
+        <w:rPr>
+          <w:rFonts w:ascii="Tahoma" w:eastAsia="Tahoma" w:hAnsi="Tahoma" w:cs="Tahoma"/>
+          <w:color w:val="0000CC"/>
+          <w:sz w:val="26"/>
+          <w:szCs w:val="26"/>
+        </w:rPr>
+      </w:pPr>
+      <w:r>
+        <w:rPr>
+          <w:rFonts w:ascii="Tahoma" w:eastAsia="Tahoma" w:hAnsi="Tahoma" w:cs="Tahoma"/>
+          <w:noProof/>
+          <w:color w:val="0000CC"/>
+          <w:sz w:val="26"/>
+          <w:szCs w:val="26"/>
+        </w:rPr>
+        <mc:AlternateContent>
+          <mc:Choice Requires="wps">
+            <w:drawing>
+              <wp:anchor distT="45720" distB="45720" distL="114300" distR="114300" simplePos="0" relativeHeight="251789824" behindDoc="1" locked="0" layoutInCell="1" allowOverlap="1" wp14:anchorId="7E0202F5" wp14:editId="2E387507">
+                <wp:simplePos x="0" y="0"/>
+                <wp:positionH relativeFrom="margin">
+                  <wp:posOffset>2315845</wp:posOffset>
+                </wp:positionH>
+                <wp:positionV relativeFrom="paragraph">
+                  <wp:posOffset>271145</wp:posOffset>
+                </wp:positionV>
+                <wp:extent cx="2550160" cy="1409700"/>
+                <wp:effectExtent l="0" t="0" r="2540" b="0"/>
+                <wp:wrapNone/>
+                <wp:docPr id="704849573" name="Textové pole 2"/>
+                <wp:cNvGraphicFramePr>
+                  <a:graphicFrameLocks xmlns:a="http://schemas.openxmlformats.org/drawingml/2006/main"/>
+                </wp:cNvGraphicFramePr>
+                <a:graphic xmlns:a="http://schemas.openxmlformats.org/drawingml/2006/main">
+                  <a:graphicData uri="http://schemas.microsoft.com/office/word/2010/wordprocessingShape">
+                    <wps:wsp>
+                      <wps:cNvSpPr txBox="1">
+                        <a:spLocks noChangeArrowheads="1"/>
+                      </wps:cNvSpPr>
+                      <wps:spPr bwMode="auto">
+                        <a:xfrm>
+                          <a:off x="0" y="0"/>
+                          <a:ext cx="2550160" cy="1409700"/>
+                        </a:xfrm>
+                        <a:prstGeom prst="rect">
+                          <a:avLst/>
+                        </a:prstGeom>
+                        <a:solidFill>
+                          <a:srgbClr val="FFFFFF"/>
+                        </a:solidFill>
+                        <a:ln w="9525">
+                          <a:noFill/>
+                          <a:miter lim="800000"/>
+                          <a:headEnd/>
+                          <a:tailEnd/>
+                        </a:ln>
+                      </wps:spPr>
+                      <wps:txbx>
+                        <w:txbxContent>
+                          <w:p>
+                            <w:pPr>
+                              <w:ind w:left="2160"/>
+                              <w:rPr>
+                                <w:rFonts w:ascii="Tahoma" w:eastAsia="Tahoma" w:hAnsi="Tahoma" w:cs="Tahoma"/>
+                                <w:color w:val="0000CC"/>
+                                <w:sz w:val="26"/>
+                                <w:szCs w:val="26"/>
+                              </w:rPr>
+                            </w:pPr>
+                            <w:r>
+                              <w:rPr>
+                                <w:rFonts w:ascii="Tahoma" w:eastAsia="Tahoma" w:hAnsi="Tahoma" w:cs="Tahoma"/>
+                                <w:color w:val="0000CC"/>
+                                <w:sz w:val="26"/>
+                                <w:szCs w:val="26"/>
+                              </w:rPr>
+                              <w:t>Krok 1: Vybrat možnost</w:t>
+                            </w:r>
+                            <w:r>
+                              <w:rPr>
+                                <w:rFonts w:ascii="Tahoma" w:eastAsia="Tahoma" w:hAnsi="Tahoma" w:cs="Tahoma"/>
+                                <w:color w:val="0000CC"/>
+                                <w:sz w:val="26"/>
+                                <w:szCs w:val="26"/>
+                              </w:rPr>
+                              <w:t xml:space="preserve"> </w:t>
+                            </w:r>
+                            <w:r>
+                              <w:rPr>
+                                <w:rFonts w:ascii="Tahoma" w:eastAsia="Tahoma" w:hAnsi="Tahoma" w:cs="Tahoma"/>
+                                <w:b/>
+                                <w:bCs/>
+                                <w:color w:val="0000CC"/>
+                                <w:sz w:val="26"/>
+                                <w:szCs w:val="26"/>
+                              </w:rPr>
+                              <w:t>„</w:t>
+                            </w:r>
+                            <w:r>
+                              <w:rPr>
+                                <w:rFonts w:ascii="Tahoma" w:eastAsia="Tahoma" w:hAnsi="Tahoma" w:cs="Tahoma"/>
+                                <w:b/>
+                                <w:bCs/>
+                                <w:color w:val="0000CC"/>
+                                <w:sz w:val="26"/>
+                                <w:szCs w:val="26"/>
+                              </w:rPr>
+                              <w:t>Rychlá nastavení</w:t>
+                            </w:r>
+                            <w:r>
+                              <w:rPr>
+                                <w:rFonts w:ascii="Tahoma" w:eastAsia="Tahoma" w:hAnsi="Tahoma" w:cs="Tahoma"/>
+                                <w:b/>
+                                <w:bCs/>
+                                <w:color w:val="0000CC"/>
+                                <w:sz w:val="26"/>
+                                <w:szCs w:val="26"/>
+                              </w:rPr>
+                              <w:t>“</w:t>
+                            </w:r>
+                          </w:p>
+                          <w:p/>
+                        </w:txbxContent>
+                      </wps:txbx>
+                      <wps:bodyPr rot="0" vert="horz" wrap="square" lIns="91440" tIns="45720" rIns="91440" bIns="45720" anchor="t" anchorCtr="0">
+                        <a:noAutofit/>
+                      </wps:bodyPr>
+                    </wps:wsp>
+                  </a:graphicData>
+                </a:graphic>
+                <wp14:sizeRelH relativeFrom="margin">
+                  <wp14:pctWidth>0</wp14:pctWidth>
+                </wp14:sizeRelH>
+                <wp14:sizeRelV relativeFrom="margin">
+                  <wp14:pctHeight>0</wp14:pctHeight>
+                </wp14:sizeRelV>
+              </wp:anchor>
+            </w:drawing>
+          </mc:Choice>
+          <mc:Fallback>
+            <w:pict>
+              <v:shapetype w14:anchorId="7E0202F5" id="_x0000_t202" coordsize="21600,21600" o:spt="202" path="m,l,21600r21600,l21600,xe">
+                <v:stroke joinstyle="miter"/>
+                <v:path gradientshapeok="t" o:connecttype="rect"/>
+              </v:shapetype>
+              <v:shape id="_x0000_s1038" type="#_x0000_t202" style="position:absolute;left:0;text-align:left;margin-left:182.35pt;margin-top:21.35pt;width:200.8pt;height:111pt;z-index:-251526656;visibility:visible;mso-wrap-style:square;mso-width-percent:0;mso-height-percent:0;mso-wrap-distance-left:9pt;mso-wrap-distance-top:3.6pt;mso-wrap-distance-right:9pt;mso-wrap-distance-bottom:3.6pt;mso-position-horizontal:absolute;mso-position-horizontal-relative:margin;mso-position-vertical:absolute;mso-position-vertical-relative:text;mso-width-percent:0;mso-height-percent:0;mso-width-relative:margin;mso-height-relative:margin;v-text-anchor:top" o:gfxdata="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" stroked="f">
+                <v:textbox>
+                  <w:txbxContent>
+                    <w:p>
+                      <w:pPr>
+                        <w:ind w:left="2160"/>
+                        <w:rPr>
+                          <w:rFonts w:ascii="Tahoma" w:eastAsia="Tahoma" w:hAnsi="Tahoma" w:cs="Tahoma"/>
+                          <w:color w:val="0000CC"/>
+                          <w:sz w:val="26"/>
+                          <w:szCs w:val="26"/>
+                        </w:rPr>
+                      </w:pPr>
+                      <w:r>
+                        <w:rPr>
+                          <w:rFonts w:ascii="Tahoma" w:eastAsia="Tahoma" w:hAnsi="Tahoma" w:cs="Tahoma"/>
+                          <w:color w:val="0000CC"/>
+                          <w:sz w:val="26"/>
+                          <w:szCs w:val="26"/>
+                        </w:rPr>
+                        <w:t>Krok 1: Vybrat možnost</w:t>
+                      </w:r>
+                      <w:r>
+                        <w:rPr>
+                          <w:rFonts w:ascii="Tahoma" w:eastAsia="Tahoma" w:hAnsi="Tahoma" w:cs="Tahoma"/>
+                          <w:color w:val="0000CC"/>
+                          <w:sz w:val="26"/>
+                          <w:szCs w:val="26"/>
+                        </w:rPr>
+                        <w:t xml:space="preserve"> </w:t>
+                      </w:r>
+                      <w:r>
+                        <w:rPr>
+                          <w:rFonts w:ascii="Tahoma" w:eastAsia="Tahoma" w:hAnsi="Tahoma" w:cs="Tahoma"/>
+                          <w:b/>
+                          <w:bCs/>
+                          <w:color w:val="0000CC"/>
+                          <w:sz w:val="26"/>
+                          <w:szCs w:val="26"/>
+                        </w:rPr>
+                        <w:t>„</w:t>
+                      </w:r>
+                      <w:r>
+                        <w:rPr>
+                          <w:rFonts w:ascii="Tahoma" w:eastAsia="Tahoma" w:hAnsi="Tahoma" w:cs="Tahoma"/>
+                          <w:b/>
+                          <w:bCs/>
+                          <w:color w:val="0000CC"/>
+                          <w:sz w:val="26"/>
+                          <w:szCs w:val="26"/>
+                        </w:rPr>
+                        <w:t>Rychlá nastavení</w:t>
+                      </w:r>
+                      <w:r>
+                        <w:rPr>
+                          <w:rFonts w:ascii="Tahoma" w:eastAsia="Tahoma" w:hAnsi="Tahoma" w:cs="Tahoma"/>
+                          <w:b/>
+                          <w:bCs/>
+                          <w:color w:val="0000CC"/>
+                          <w:sz w:val="26"/>
+                          <w:szCs w:val="26"/>
+                        </w:rPr>
+                        <w:t>“</w:t>
+                      </w:r>
+                    </w:p>
+                    <w:p/>
+                  </w:txbxContent>
+                </v:textbox>
+                <w10:wrap anchorx="margin"/>
+              </v:shape>
+            </w:pict>
+          </mc:Fallback>
+        </mc:AlternateContent>
+      </w:r>
     </w:p>
     <w:p>
       <w:pPr>
         <w:rPr>
           <w:rFonts w:ascii="Tahoma" w:eastAsia="Tahoma" w:hAnsi="Tahoma" w:cs="Tahoma"/>
           <w:color w:val="0000CC"/>
+        </w:rPr>
+      </w:pPr>
+    </w:p>
+    <w:p>
+      <w:pPr>
+        <w:rPr>
+          <w:rFonts w:ascii="Tahoma" w:eastAsia="Tahoma" w:hAnsi="Tahoma" w:cs="Tahoma"/>
+          <w:color w:val="0000CC"/>
           <w:sz w:val="26"/>
           <w:szCs w:val="26"/>
         </w:rPr>
@@ -5877,27 +6318,57 @@
           <w:szCs w:val="26"/>
         </w:rPr>
       </w:pPr>
+    </w:p>
+    <w:p>
+      <w:pPr>
+        <w:rPr>
+          <w:rFonts w:ascii="Tahoma" w:eastAsia="Tahoma" w:hAnsi="Tahoma" w:cs="Tahoma"/>
+          <w:color w:val="0000CC"/>
+          <w:sz w:val="26"/>
+          <w:szCs w:val="26"/>
+        </w:rPr>
+      </w:pPr>
+    </w:p>
+    <w:p>
+      <w:pPr>
+        <w:rPr>
+          <w:rFonts w:ascii="Tahoma" w:eastAsia="Tahoma" w:hAnsi="Tahoma" w:cs="Tahoma"/>
+          <w:color w:val="0000CC"/>
+          <w:sz w:val="26"/>
+          <w:szCs w:val="26"/>
+        </w:rPr>
+      </w:pPr>
+    </w:p>
+    <w:p>
+      <w:pPr>
+        <w:rPr>
+          <w:rFonts w:ascii="Tahoma" w:eastAsia="Tahoma" w:hAnsi="Tahoma" w:cs="Tahoma"/>
+          <w:color w:val="0000CC"/>
+          <w:sz w:val="26"/>
+          <w:szCs w:val="26"/>
+        </w:rPr>
+      </w:pPr>
       <w:r>
         <w:rPr>
           <w:rFonts w:ascii="Tahoma" w:eastAsia="Tahoma" w:hAnsi="Tahoma" w:cs="Tahoma"/>
           <w:noProof/>
           <w:color w:val="0000CC"/>
-          <w:sz w:val="36"/>
-          <w:szCs w:val="36"/>
+          <w:sz w:val="26"/>
+          <w:szCs w:val="26"/>
         </w:rPr>
         <w:drawing>
-          <wp:anchor distT="0" distB="0" distL="114300" distR="114300" simplePos="0" relativeHeight="251742720" behindDoc="0" locked="0" layoutInCell="1" allowOverlap="1" wp14:anchorId="4455C129" wp14:editId="336DDCB0">
+          <wp:anchor distT="0" distB="0" distL="114300" distR="114300" simplePos="0" relativeHeight="251788800" behindDoc="0" locked="0" layoutInCell="1" allowOverlap="1" wp14:anchorId="46EE697B" wp14:editId="435168A7">
             <wp:simplePos x="0" y="0"/>
             <wp:positionH relativeFrom="margin">
-              <wp:posOffset>2111375</wp:posOffset>
+              <wp:posOffset>-511175</wp:posOffset>
             </wp:positionH>
             <wp:positionV relativeFrom="paragraph">
-              <wp:posOffset>56515</wp:posOffset>
+              <wp:posOffset>286385</wp:posOffset>
             </wp:positionV>
-            <wp:extent cx="308610" cy="345056"/>
+            <wp:extent cx="4000500" cy="2098040"/>
             <wp:effectExtent l="0" t="0" r="0" b="0"/>
             <wp:wrapNone/>
-            <wp:docPr id="26" name="Obrázek 26"/>
+            <wp:docPr id="1755569203" name="Obrázek 1"/>
             <wp:cNvGraphicFramePr>
               <a:graphicFrameLocks xmlns:a="http://schemas.openxmlformats.org/drawingml/2006/main" noChangeAspect="1"/>
             </wp:cNvGraphicFramePr>
@@ -5905,36 +6376,29 @@
               <a:graphicData uri="http://schemas.openxmlformats.org/drawingml/2006/picture">
                 <pic:pic xmlns:pic="http://schemas.openxmlformats.org/drawingml/2006/picture">
                   <pic:nvPicPr>
-                    <pic:cNvPr id="0" name="Picture 1"/>
-                    <pic:cNvPicPr>
-                      <a:picLocks noChangeAspect="1" noChangeArrowheads="1"/>
-                    </pic:cNvPicPr>
+                    <pic:cNvPr id="1755569203" name=""/>
+                    <pic:cNvPicPr/>
                   </pic:nvPicPr>
                   <pic:blipFill>
-                    <a:blip r:embed="rId23" cstate="print">
+                    <a:blip r:embed="rId24">
                       <a:extLst>
                         <a:ext uri="{28A0092B-C50C-407E-A947-70E740481C1C}">
                           <a14:useLocalDpi xmlns:a14="http://schemas.microsoft.com/office/drawing/2010/main" val="0"/>
                         </a:ext>
                       </a:extLst>
                     </a:blip>
-                    <a:srcRect/>
                     <a:stretch>
                       <a:fillRect/>
                     </a:stretch>
                   </pic:blipFill>
-                  <pic:spPr bwMode="auto">
+                  <pic:spPr>
                     <a:xfrm>
                       <a:off x="0" y="0"/>
-                      <a:ext cx="308610" cy="345056"/>
+                      <a:ext cx="4000815" cy="2098205"/>
                     </a:xfrm>
                     <a:prstGeom prst="rect">
                       <a:avLst/>
                     </a:prstGeom>
-                    <a:noFill/>
-                    <a:ln>
-                      <a:noFill/>
-                    </a:ln>
                   </pic:spPr>
                 </pic:pic>
               </a:graphicData>
@@ -5948,379 +6412,26 @@
           </wp:anchor>
         </w:drawing>
       </w:r>
-      <w:r>
+    </w:p>
+    <w:p>
+      <w:pPr>
         <w:rPr>
           <w:rFonts w:ascii="Tahoma" w:eastAsia="Tahoma" w:hAnsi="Tahoma" w:cs="Tahoma"/>
           <w:color w:val="0000CC"/>
           <w:sz w:val="26"/>
           <w:szCs w:val="26"/>
         </w:rPr>
-        <w:t xml:space="preserve">Krok 1: Vybrat možnost </w:t>
-      </w:r>
-      <w:r>
-        <w:rPr>
-          <w:rFonts w:ascii="Tahoma" w:eastAsia="Tahoma" w:hAnsi="Tahoma" w:cs="Tahoma"/>
-          <w:b/>
-          <w:bCs/>
+      </w:pPr>
+    </w:p>
+    <w:p>
+      <w:pPr>
+        <w:rPr>
+          <w:rFonts w:ascii="Tahoma" w:eastAsia="Tahoma" w:hAnsi="Tahoma" w:cs="Tahoma"/>
           <w:color w:val="0000CC"/>
           <w:sz w:val="26"/>
           <w:szCs w:val="26"/>
         </w:rPr>
-        <w:t>„</w:t>
-      </w:r>
-      <w:r>
-        <w:rPr>
-          <w:rFonts w:ascii="Tahoma" w:eastAsia="Tahoma" w:hAnsi="Tahoma" w:cs="Tahoma"/>
-          <w:b/>
-          <w:bCs/>
-          <w:color w:val="0000CC"/>
-          <w:sz w:val="26"/>
-          <w:szCs w:val="26"/>
-        </w:rPr>
-        <w:t>Fotoaparát</w:t>
-      </w:r>
-      <w:r>
-        <w:rPr>
-          <w:rFonts w:ascii="Tahoma" w:eastAsia="Tahoma" w:hAnsi="Tahoma" w:cs="Tahoma"/>
-          <w:b/>
-          <w:bCs/>
-          <w:color w:val="0000CC"/>
-          <w:sz w:val="26"/>
-          <w:szCs w:val="26"/>
-        </w:rPr>
-        <w:t>“</w:t>
-      </w:r>
-    </w:p>
-    <w:p>
-      <w:pPr>
-        <w:rPr>
-          <w:rFonts w:ascii="Tahoma" w:eastAsia="Tahoma" w:hAnsi="Tahoma" w:cs="Tahoma"/>
-          <w:color w:val="0000CC"/>
-          <w:sz w:val="26"/>
-          <w:szCs w:val="26"/>
-        </w:rPr>
-      </w:pPr>
-    </w:p>
-    <w:p>
-      <w:pPr>
-        <w:rPr>
-          <w:rFonts w:ascii="Tahoma" w:eastAsia="Tahoma" w:hAnsi="Tahoma" w:cs="Tahoma"/>
-          <w:color w:val="0000CC"/>
-          <w:sz w:val="26"/>
-          <w:szCs w:val="26"/>
-        </w:rPr>
-      </w:pPr>
-      <w:r>
-        <w:rPr>
-          <w:rFonts w:ascii="Tahoma" w:eastAsia="Tahoma" w:hAnsi="Tahoma" w:cs="Tahoma"/>
-          <w:noProof/>
-          <w:color w:val="0000CC"/>
-          <w:sz w:val="26"/>
-          <w:szCs w:val="26"/>
-        </w:rPr>
-        <w:drawing>
-          <wp:anchor distT="0" distB="0" distL="114300" distR="114300" simplePos="0" relativeHeight="251698688" behindDoc="1" locked="0" layoutInCell="1" allowOverlap="1" wp14:anchorId="08A33480" wp14:editId="620BFDD4">
-            <wp:simplePos x="0" y="0"/>
-            <wp:positionH relativeFrom="margin">
-              <wp:align>left</wp:align>
-            </wp:positionH>
-            <wp:positionV relativeFrom="paragraph">
-              <wp:posOffset>345788</wp:posOffset>
-            </wp:positionV>
-            <wp:extent cx="3361690" cy="2537460"/>
-            <wp:effectExtent l="0" t="0" r="0" b="0"/>
-            <wp:wrapTight wrapText="bothSides">
-              <wp:wrapPolygon edited="0">
-                <wp:start x="0" y="0"/>
-                <wp:lineTo x="0" y="21405"/>
-                <wp:lineTo x="21420" y="21405"/>
-                <wp:lineTo x="21420" y="0"/>
-                <wp:lineTo x="0" y="0"/>
-              </wp:wrapPolygon>
-            </wp:wrapTight>
-            <wp:docPr id="14" name="Obrázek 14"/>
-            <wp:cNvGraphicFramePr>
-              <a:graphicFrameLocks xmlns:a="http://schemas.openxmlformats.org/drawingml/2006/main" noChangeAspect="1"/>
-            </wp:cNvGraphicFramePr>
-            <a:graphic xmlns:a="http://schemas.openxmlformats.org/drawingml/2006/main">
-              <a:graphicData uri="http://schemas.openxmlformats.org/drawingml/2006/picture">
-                <pic:pic xmlns:pic="http://schemas.openxmlformats.org/drawingml/2006/picture">
-                  <pic:nvPicPr>
-                    <pic:cNvPr id="0" name="Picture 10"/>
-                    <pic:cNvPicPr>
-                      <a:picLocks noChangeAspect="1" noChangeArrowheads="1"/>
-                    </pic:cNvPicPr>
-                  </pic:nvPicPr>
-                  <pic:blipFill>
-                    <a:blip r:embed="rId24" cstate="print">
-                      <a:extLst>
-                        <a:ext uri="{28A0092B-C50C-407E-A947-70E740481C1C}">
-                          <a14:useLocalDpi xmlns:a14="http://schemas.microsoft.com/office/drawing/2010/main" val="0"/>
-                        </a:ext>
-                      </a:extLst>
-                    </a:blip>
-                    <a:srcRect/>
-                    <a:stretch>
-                      <a:fillRect/>
-                    </a:stretch>
-                  </pic:blipFill>
-                  <pic:spPr bwMode="auto">
-                    <a:xfrm>
-                      <a:off x="0" y="0"/>
-                      <a:ext cx="3361690" cy="2537460"/>
-                    </a:xfrm>
-                    <a:prstGeom prst="rect">
-                      <a:avLst/>
-                    </a:prstGeom>
-                    <a:noFill/>
-                    <a:ln>
-                      <a:noFill/>
-                    </a:ln>
-                  </pic:spPr>
-                </pic:pic>
-              </a:graphicData>
-            </a:graphic>
-            <wp14:sizeRelH relativeFrom="page">
-              <wp14:pctWidth>0</wp14:pctWidth>
-            </wp14:sizeRelH>
-            <wp14:sizeRelV relativeFrom="page">
-              <wp14:pctHeight>0</wp14:pctHeight>
-            </wp14:sizeRelV>
-          </wp:anchor>
-        </w:drawing>
-      </w:r>
-    </w:p>
-    <w:p>
-      <w:pPr>
-        <w:rPr>
-          <w:rFonts w:ascii="Tahoma" w:eastAsia="Tahoma" w:hAnsi="Tahoma" w:cs="Tahoma"/>
-          <w:color w:val="0000CC"/>
-          <w:sz w:val="26"/>
-          <w:szCs w:val="26"/>
-        </w:rPr>
-      </w:pPr>
-    </w:p>
-    <w:p>
-      <w:pPr>
-        <w:rPr>
-          <w:rFonts w:ascii="Tahoma" w:eastAsia="Tahoma" w:hAnsi="Tahoma" w:cs="Tahoma"/>
-          <w:color w:val="0000CC"/>
-          <w:sz w:val="26"/>
-          <w:szCs w:val="26"/>
-        </w:rPr>
-      </w:pPr>
-    </w:p>
-    <w:p>
-      <w:pPr>
-        <w:rPr>
-          <w:rFonts w:ascii="Tahoma" w:eastAsia="Tahoma" w:hAnsi="Tahoma" w:cs="Tahoma"/>
-          <w:color w:val="0000CC"/>
-          <w:sz w:val="26"/>
-          <w:szCs w:val="26"/>
-        </w:rPr>
-      </w:pPr>
-    </w:p>
-    <w:p>
-      <w:pPr>
-        <w:rPr>
-          <w:rFonts w:ascii="Tahoma" w:eastAsia="Tahoma" w:hAnsi="Tahoma" w:cs="Tahoma"/>
-          <w:color w:val="0000CC"/>
-          <w:sz w:val="26"/>
-          <w:szCs w:val="26"/>
-        </w:rPr>
-      </w:pPr>
-      <w:r>
-        <w:rPr>
-          <w:rFonts w:ascii="Tahoma" w:eastAsia="Tahoma" w:hAnsi="Tahoma" w:cs="Tahoma"/>
-          <w:color w:val="0000CC"/>
-          <w:sz w:val="26"/>
-          <w:szCs w:val="26"/>
-        </w:rPr>
-        <w:t xml:space="preserve">Krok 2: Vybrat možnost </w:t>
-      </w:r>
-      <w:r>
-        <w:rPr>
-          <w:rFonts w:ascii="Tahoma" w:eastAsia="Tahoma" w:hAnsi="Tahoma" w:cs="Tahoma"/>
-          <w:b/>
-          <w:bCs/>
-          <w:color w:val="0000CC"/>
-          <w:sz w:val="26"/>
-          <w:szCs w:val="26"/>
-        </w:rPr>
-        <w:t>„Vysílat“</w:t>
-      </w:r>
-    </w:p>
-    <w:p>
-      <w:pPr>
-        <w:rPr>
-          <w:rFonts w:ascii="Tahoma" w:eastAsia="Tahoma" w:hAnsi="Tahoma" w:cs="Tahoma"/>
-          <w:color w:val="0000CC"/>
-          <w:sz w:val="26"/>
-          <w:szCs w:val="26"/>
-        </w:rPr>
-      </w:pPr>
-    </w:p>
-    <w:p>
-      <w:pPr>
-        <w:rPr>
-          <w:rFonts w:ascii="Tahoma" w:eastAsia="Tahoma" w:hAnsi="Tahoma" w:cs="Tahoma"/>
-          <w:color w:val="0000CC"/>
-          <w:sz w:val="26"/>
-          <w:szCs w:val="26"/>
-        </w:rPr>
-      </w:pPr>
-      <w:r>
-        <w:rPr>
-          <w:rFonts w:ascii="Tahoma" w:eastAsia="Tahoma" w:hAnsi="Tahoma" w:cs="Tahoma"/>
-          <w:noProof/>
-          <w:color w:val="0000CC"/>
-          <w:sz w:val="36"/>
-          <w:szCs w:val="36"/>
-        </w:rPr>
-        <w:drawing>
-          <wp:anchor distT="0" distB="0" distL="114300" distR="114300" simplePos="0" relativeHeight="251744768" behindDoc="0" locked="0" layoutInCell="1" allowOverlap="1" wp14:anchorId="60DC9F4C" wp14:editId="6E8ABDD1">
-            <wp:simplePos x="0" y="0"/>
-            <wp:positionH relativeFrom="column">
-              <wp:posOffset>2007235</wp:posOffset>
-            </wp:positionH>
-            <wp:positionV relativeFrom="paragraph">
-              <wp:posOffset>77716</wp:posOffset>
-            </wp:positionV>
-            <wp:extent cx="237759" cy="233680"/>
-            <wp:effectExtent l="0" t="0" r="0" b="0"/>
-            <wp:wrapNone/>
-            <wp:docPr id="24" name="Obrázek 24"/>
-            <wp:cNvGraphicFramePr>
-              <a:graphicFrameLocks xmlns:a="http://schemas.openxmlformats.org/drawingml/2006/main" noChangeAspect="1"/>
-            </wp:cNvGraphicFramePr>
-            <a:graphic xmlns:a="http://schemas.openxmlformats.org/drawingml/2006/main">
-              <a:graphicData uri="http://schemas.openxmlformats.org/drawingml/2006/picture">
-                <pic:pic xmlns:pic="http://schemas.openxmlformats.org/drawingml/2006/picture">
-                  <pic:nvPicPr>
-                    <pic:cNvPr id="0" name="Picture 1"/>
-                    <pic:cNvPicPr>
-                      <a:picLocks noChangeAspect="1" noChangeArrowheads="1"/>
-                    </pic:cNvPicPr>
-                  </pic:nvPicPr>
-                  <pic:blipFill>
-                    <a:blip r:embed="rId25" cstate="print">
-                      <a:extLst>
-                        <a:ext uri="{28A0092B-C50C-407E-A947-70E740481C1C}">
-                          <a14:useLocalDpi xmlns:a14="http://schemas.microsoft.com/office/drawing/2010/main" val="0"/>
-                        </a:ext>
-                      </a:extLst>
-                    </a:blip>
-                    <a:srcRect/>
-                    <a:stretch>
-                      <a:fillRect/>
-                    </a:stretch>
-                  </pic:blipFill>
-                  <pic:spPr bwMode="auto">
-                    <a:xfrm>
-                      <a:off x="0" y="0"/>
-                      <a:ext cx="237759" cy="233680"/>
-                    </a:xfrm>
-                    <a:prstGeom prst="rect">
-                      <a:avLst/>
-                    </a:prstGeom>
-                    <a:noFill/>
-                    <a:ln>
-                      <a:noFill/>
-                    </a:ln>
-                  </pic:spPr>
-                </pic:pic>
-              </a:graphicData>
-            </a:graphic>
-            <wp14:sizeRelH relativeFrom="page">
-              <wp14:pctWidth>0</wp14:pctWidth>
-            </wp14:sizeRelH>
-            <wp14:sizeRelV relativeFrom="page">
-              <wp14:pctHeight>0</wp14:pctHeight>
-            </wp14:sizeRelV>
-          </wp:anchor>
-        </w:drawing>
-      </w:r>
-    </w:p>
-    <w:p>
-      <w:pPr>
-        <w:rPr>
-          <w:rFonts w:ascii="Tahoma" w:eastAsia="Tahoma" w:hAnsi="Tahoma" w:cs="Tahoma"/>
-          <w:color w:val="0000CC"/>
-          <w:sz w:val="26"/>
-          <w:szCs w:val="26"/>
-        </w:rPr>
-      </w:pPr>
-      <w:r>
-        <w:rPr>
-          <w:rFonts w:ascii="Tahoma" w:eastAsia="Tahoma" w:hAnsi="Tahoma" w:cs="Tahoma"/>
-          <w:noProof/>
-          <w:color w:val="0000CC"/>
-          <w:sz w:val="26"/>
-          <w:szCs w:val="26"/>
-        </w:rPr>
-        <w:drawing>
-          <wp:anchor distT="0" distB="0" distL="114300" distR="114300" simplePos="0" relativeHeight="251699712" behindDoc="1" locked="0" layoutInCell="1" allowOverlap="1" wp14:anchorId="6C0A40F7" wp14:editId="1FCA0C8B">
-            <wp:simplePos x="0" y="0"/>
-            <wp:positionH relativeFrom="margin">
-              <wp:align>left</wp:align>
-            </wp:positionH>
-            <wp:positionV relativeFrom="paragraph">
-              <wp:posOffset>465455</wp:posOffset>
-            </wp:positionV>
-            <wp:extent cx="3681454" cy="2943095"/>
-            <wp:effectExtent l="0" t="0" r="0" b="0"/>
-            <wp:wrapNone/>
-            <wp:docPr id="15" name="Obrázek 15"/>
-            <wp:cNvGraphicFramePr>
-              <a:graphicFrameLocks xmlns:a="http://schemas.openxmlformats.org/drawingml/2006/main" noChangeAspect="1"/>
-            </wp:cNvGraphicFramePr>
-            <a:graphic xmlns:a="http://schemas.openxmlformats.org/drawingml/2006/main">
-              <a:graphicData uri="http://schemas.openxmlformats.org/drawingml/2006/picture">
-                <pic:pic xmlns:pic="http://schemas.openxmlformats.org/drawingml/2006/picture">
-                  <pic:nvPicPr>
-                    <pic:cNvPr id="0" name="Picture 11"/>
-                    <pic:cNvPicPr>
-                      <a:picLocks noChangeAspect="1" noChangeArrowheads="1"/>
-                    </pic:cNvPicPr>
-                  </pic:nvPicPr>
-                  <pic:blipFill>
-                    <a:blip r:embed="rId26" cstate="print">
-                      <a:extLst>
-                        <a:ext uri="{28A0092B-C50C-407E-A947-70E740481C1C}">
-                          <a14:useLocalDpi xmlns:a14="http://schemas.microsoft.com/office/drawing/2010/main" val="0"/>
-                        </a:ext>
-                      </a:extLst>
-                    </a:blip>
-                    <a:srcRect/>
-                    <a:stretch>
-                      <a:fillRect/>
-                    </a:stretch>
-                  </pic:blipFill>
-                  <pic:spPr bwMode="auto">
-                    <a:xfrm>
-                      <a:off x="0" y="0"/>
-                      <a:ext cx="3681454" cy="2943095"/>
-                    </a:xfrm>
-                    <a:prstGeom prst="rect">
-                      <a:avLst/>
-                    </a:prstGeom>
-                    <a:noFill/>
-                    <a:ln>
-                      <a:noFill/>
-                    </a:ln>
-                  </pic:spPr>
-                </pic:pic>
-              </a:graphicData>
-            </a:graphic>
-            <wp14:sizeRelH relativeFrom="page">
-              <wp14:pctWidth>0</wp14:pctWidth>
-            </wp14:sizeRelH>
-            <wp14:sizeRelV relativeFrom="page">
-              <wp14:pctHeight>0</wp14:pctHeight>
-            </wp14:sizeRelV>
-          </wp:anchor>
-        </w:drawing>
-      </w:r>
+      </w:pPr>
       <w:r>
         <w:rPr>
           <w:rFonts w:ascii="Tahoma" w:eastAsia="Tahoma" w:hAnsi="Tahoma" w:cs="Tahoma"/>
@@ -6332,16 +6443,254 @@
         <mc:AlternateContent>
           <mc:Choice Requires="wps">
             <w:drawing>
-              <wp:anchor distT="0" distB="0" distL="114300" distR="114300" simplePos="0" relativeHeight="251700736" behindDoc="0" locked="0" layoutInCell="1" allowOverlap="1" wp14:anchorId="423C1EED" wp14:editId="2570BAA6">
+              <wp:anchor distT="45720" distB="45720" distL="114300" distR="114300" simplePos="0" relativeHeight="251790848" behindDoc="0" locked="0" layoutInCell="1" allowOverlap="1" wp14:anchorId="2528A7C2" wp14:editId="23B89632">
                 <wp:simplePos x="0" y="0"/>
-                <wp:positionH relativeFrom="margin">
-                  <wp:posOffset>3696887</wp:posOffset>
+                <wp:positionH relativeFrom="column">
+                  <wp:posOffset>3717925</wp:posOffset>
                 </wp:positionH>
                 <wp:positionV relativeFrom="paragraph">
-                  <wp:posOffset>1736090</wp:posOffset>
+                  <wp:posOffset>184785</wp:posOffset>
                 </wp:positionV>
-                <wp:extent cx="2181225" cy="1485900"/>
-                <wp:effectExtent l="0" t="0" r="9525" b="0"/>
+                <wp:extent cx="1641475" cy="1404620"/>
+                <wp:effectExtent l="0" t="0" r="0" b="0"/>
+                <wp:wrapSquare wrapText="bothSides"/>
+                <wp:docPr id="783094054" name="Textové pole 2"/>
+                <wp:cNvGraphicFramePr>
+                  <a:graphicFrameLocks xmlns:a="http://schemas.openxmlformats.org/drawingml/2006/main"/>
+                </wp:cNvGraphicFramePr>
+                <a:graphic xmlns:a="http://schemas.openxmlformats.org/drawingml/2006/main">
+                  <a:graphicData uri="http://schemas.microsoft.com/office/word/2010/wordprocessingShape">
+                    <wps:wsp>
+                      <wps:cNvSpPr txBox="1">
+                        <a:spLocks noChangeArrowheads="1"/>
+                      </wps:cNvSpPr>
+                      <wps:spPr bwMode="auto">
+                        <a:xfrm>
+                          <a:off x="0" y="0"/>
+                          <a:ext cx="1641475" cy="1404620"/>
+                        </a:xfrm>
+                        <a:prstGeom prst="rect">
+                          <a:avLst/>
+                        </a:prstGeom>
+                        <a:solidFill>
+                          <a:srgbClr val="FFFFFF"/>
+                        </a:solidFill>
+                        <a:ln w="9525">
+                          <a:noFill/>
+                          <a:miter lim="800000"/>
+                          <a:headEnd/>
+                          <a:tailEnd/>
+                        </a:ln>
+                      </wps:spPr>
+                      <wps:txbx>
+                        <w:txbxContent>
+                          <w:p>
+                            <w:pPr>
+                              <w:rPr>
+                                <w:rFonts w:ascii="Tahoma" w:eastAsia="Tahoma" w:hAnsi="Tahoma" w:cs="Tahoma"/>
+                                <w:color w:val="0000CC"/>
+                                <w:sz w:val="26"/>
+                                <w:szCs w:val="26"/>
+                              </w:rPr>
+                            </w:pPr>
+                            <w:r>
+                              <w:rPr>
+                                <w:rFonts w:ascii="Tahoma" w:eastAsia="Tahoma" w:hAnsi="Tahoma" w:cs="Tahoma"/>
+                                <w:color w:val="0000CC"/>
+                                <w:sz w:val="26"/>
+                                <w:szCs w:val="26"/>
+                              </w:rPr>
+                              <w:t xml:space="preserve">Krok 2: Vybrat možnost </w:t>
+                            </w:r>
+                            <w:r>
+                              <w:rPr>
+                                <w:rFonts w:ascii="Tahoma" w:eastAsia="Tahoma" w:hAnsi="Tahoma" w:cs="Tahoma"/>
+                                <w:b/>
+                                <w:bCs/>
+                                <w:color w:val="0000CC"/>
+                                <w:sz w:val="26"/>
+                                <w:szCs w:val="26"/>
+                              </w:rPr>
+                              <w:t>„Vysíl</w:t>
+                            </w:r>
+                            <w:r>
+                              <w:rPr>
+                                <w:rFonts w:ascii="Tahoma" w:eastAsia="Tahoma" w:hAnsi="Tahoma" w:cs="Tahoma"/>
+                                <w:b/>
+                                <w:bCs/>
+                                <w:color w:val="0000CC"/>
+                                <w:sz w:val="26"/>
+                                <w:szCs w:val="26"/>
+                              </w:rPr>
+                              <w:t>ání</w:t>
+                            </w:r>
+                            <w:r>
+                              <w:rPr>
+                                <w:rFonts w:ascii="Tahoma" w:eastAsia="Tahoma" w:hAnsi="Tahoma" w:cs="Tahoma"/>
+                                <w:b/>
+                                <w:bCs/>
+                                <w:color w:val="0000CC"/>
+                                <w:sz w:val="26"/>
+                                <w:szCs w:val="26"/>
+                              </w:rPr>
+                              <w:t>“</w:t>
+                            </w:r>
+                          </w:p>
+                          <w:p/>
+                        </w:txbxContent>
+                      </wps:txbx>
+                      <wps:bodyPr rot="0" vert="horz" wrap="square" lIns="91440" tIns="45720" rIns="91440" bIns="45720" anchor="t" anchorCtr="0">
+                        <a:spAutoFit/>
+                      </wps:bodyPr>
+                    </wps:wsp>
+                  </a:graphicData>
+                </a:graphic>
+                <wp14:sizeRelH relativeFrom="margin">
+                  <wp14:pctWidth>0</wp14:pctWidth>
+                </wp14:sizeRelH>
+                <wp14:sizeRelV relativeFrom="margin">
+                  <wp14:pctHeight>20000</wp14:pctHeight>
+                </wp14:sizeRelV>
+              </wp:anchor>
+            </w:drawing>
+          </mc:Choice>
+          <mc:Fallback>
+            <w:pict>
+              <v:shape w14:anchorId="2528A7C2" id="_x0000_s1039" type="#_x0000_t202" style="position:absolute;margin-left:292.75pt;margin-top:14.55pt;width:129.25pt;height:110.6pt;z-index:251790848;visibility:visible;mso-wrap-style:square;mso-width-percent:0;mso-height-percent:200;mso-wrap-distance-left:9pt;mso-wrap-distance-top:3.6pt;mso-wrap-distance-right:9pt;mso-wrap-distance-bottom:3.6pt;mso-position-horizontal:absolute;mso-position-horizontal-relative:text;mso-position-vertical:absolute;mso-position-vertical-relative:text;mso-width-percent:0;mso-height-percent:200;mso-width-relative:margin;mso-height-relative:margin;v-text-anchor:top" o:gfxdata="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" stroked="f">
+                <v:textbox style="mso-fit-shape-to-text:t">
+                  <w:txbxContent>
+                    <w:p>
+                      <w:pPr>
+                        <w:rPr>
+                          <w:rFonts w:ascii="Tahoma" w:eastAsia="Tahoma" w:hAnsi="Tahoma" w:cs="Tahoma"/>
+                          <w:color w:val="0000CC"/>
+                          <w:sz w:val="26"/>
+                          <w:szCs w:val="26"/>
+                        </w:rPr>
+                      </w:pPr>
+                      <w:r>
+                        <w:rPr>
+                          <w:rFonts w:ascii="Tahoma" w:eastAsia="Tahoma" w:hAnsi="Tahoma" w:cs="Tahoma"/>
+                          <w:color w:val="0000CC"/>
+                          <w:sz w:val="26"/>
+                          <w:szCs w:val="26"/>
+                        </w:rPr>
+                        <w:t xml:space="preserve">Krok 2: Vybrat možnost </w:t>
+                      </w:r>
+                      <w:r>
+                        <w:rPr>
+                          <w:rFonts w:ascii="Tahoma" w:eastAsia="Tahoma" w:hAnsi="Tahoma" w:cs="Tahoma"/>
+                          <w:b/>
+                          <w:bCs/>
+                          <w:color w:val="0000CC"/>
+                          <w:sz w:val="26"/>
+                          <w:szCs w:val="26"/>
+                        </w:rPr>
+                        <w:t>„Vysíl</w:t>
+                      </w:r>
+                      <w:r>
+                        <w:rPr>
+                          <w:rFonts w:ascii="Tahoma" w:eastAsia="Tahoma" w:hAnsi="Tahoma" w:cs="Tahoma"/>
+                          <w:b/>
+                          <w:bCs/>
+                          <w:color w:val="0000CC"/>
+                          <w:sz w:val="26"/>
+                          <w:szCs w:val="26"/>
+                        </w:rPr>
+                        <w:t>ání</w:t>
+                      </w:r>
+                      <w:r>
+                        <w:rPr>
+                          <w:rFonts w:ascii="Tahoma" w:eastAsia="Tahoma" w:hAnsi="Tahoma" w:cs="Tahoma"/>
+                          <w:b/>
+                          <w:bCs/>
+                          <w:color w:val="0000CC"/>
+                          <w:sz w:val="26"/>
+                          <w:szCs w:val="26"/>
+                        </w:rPr>
+                        <w:t>“</w:t>
+                      </w:r>
+                    </w:p>
+                    <w:p/>
+                  </w:txbxContent>
+                </v:textbox>
+                <w10:wrap type="square"/>
+              </v:shape>
+            </w:pict>
+          </mc:Fallback>
+        </mc:AlternateContent>
+      </w:r>
+    </w:p>
+    <w:p>
+      <w:pPr>
+        <w:rPr>
+          <w:rFonts w:ascii="Tahoma" w:eastAsia="Tahoma" w:hAnsi="Tahoma" w:cs="Tahoma"/>
+          <w:color w:val="0000CC"/>
+          <w:sz w:val="26"/>
+          <w:szCs w:val="26"/>
+        </w:rPr>
+      </w:pPr>
+    </w:p>
+    <w:p>
+      <w:pPr>
+        <w:rPr>
+          <w:rFonts w:ascii="Tahoma" w:eastAsia="Tahoma" w:hAnsi="Tahoma" w:cs="Tahoma"/>
+          <w:color w:val="0000CC"/>
+          <w:sz w:val="26"/>
+          <w:szCs w:val="26"/>
+        </w:rPr>
+      </w:pPr>
+    </w:p>
+    <w:p>
+      <w:pPr>
+        <w:rPr>
+          <w:rFonts w:ascii="Tahoma" w:eastAsia="Tahoma" w:hAnsi="Tahoma" w:cs="Tahoma"/>
+          <w:color w:val="0000CC"/>
+          <w:sz w:val="26"/>
+          <w:szCs w:val="26"/>
+        </w:rPr>
+      </w:pPr>
+    </w:p>
+    <w:p>
+      <w:pPr>
+        <w:rPr>
+          <w:rFonts w:ascii="Tahoma" w:eastAsia="Tahoma" w:hAnsi="Tahoma" w:cs="Tahoma"/>
+          <w:color w:val="0000CC"/>
+          <w:sz w:val="26"/>
+          <w:szCs w:val="26"/>
+        </w:rPr>
+      </w:pPr>
+    </w:p>
+    <w:p>
+      <w:pPr>
+        <w:rPr>
+          <w:rFonts w:ascii="Tahoma" w:eastAsia="Tahoma" w:hAnsi="Tahoma" w:cs="Tahoma"/>
+          <w:color w:val="0000CC"/>
+          <w:sz w:val="26"/>
+          <w:szCs w:val="26"/>
+        </w:rPr>
+      </w:pPr>
+      <w:r>
+        <w:rPr>
+          <w:rFonts w:ascii="Tahoma" w:eastAsia="Tahoma" w:hAnsi="Tahoma" w:cs="Tahoma"/>
+          <w:noProof/>
+          <w:color w:val="0000CC"/>
+          <w:sz w:val="26"/>
+          <w:szCs w:val="26"/>
+        </w:rPr>
+        <mc:AlternateContent>
+          <mc:Choice Requires="wps">
+            <w:drawing>
+              <wp:anchor distT="0" distB="0" distL="114300" distR="114300" simplePos="0" relativeHeight="251786752" behindDoc="0" locked="0" layoutInCell="1" allowOverlap="1" wp14:anchorId="7B66B209" wp14:editId="2DC8F41D">
+                <wp:simplePos x="0" y="0"/>
+                <wp:positionH relativeFrom="page">
+                  <wp:posOffset>3674110</wp:posOffset>
+                </wp:positionH>
+                <wp:positionV relativeFrom="paragraph">
+                  <wp:posOffset>1421765</wp:posOffset>
+                </wp:positionV>
+                <wp:extent cx="1836420" cy="1485900"/>
+                <wp:effectExtent l="0" t="0" r="0" b="0"/>
                 <wp:wrapNone/>
                 <wp:docPr id="16" name="Textové pole 16"/>
                 <wp:cNvGraphicFramePr/>
@@ -6352,7 +6701,7 @@
                       <wps:spPr>
                         <a:xfrm>
                           <a:off x="0" y="0"/>
-                          <a:ext cx="2181225" cy="1485900"/>
+                          <a:ext cx="1836420" cy="1485900"/>
                         </a:xfrm>
                         <a:prstGeom prst="rect">
                           <a:avLst/>
@@ -6382,8 +6731,19 @@
                                 <w:sz w:val="26"/>
                                 <w:szCs w:val="26"/>
                               </w:rPr>
-                              <w:t>Krok 3: Vybrat příslušné zařízení Chromecast</w:t>
+                              <w:t xml:space="preserve">Krok 3: Vybrat příslušné zařízení </w:t>
                             </w:r>
+                            <w:proofErr w:type="spellStart"/>
+                            <w:r>
+                              <w:rPr>
+                                <w:rFonts w:ascii="Tahoma" w:eastAsia="Tahoma" w:hAnsi="Tahoma" w:cs="Tahoma"/>
+                                <w:color w:val="0000CC"/>
+                                <w:sz w:val="26"/>
+                                <w:szCs w:val="26"/>
+                              </w:rPr>
+                              <w:t>Chromecast</w:t>
+                            </w:r>
+                            <w:proofErr w:type="spellEnd"/>
                           </w:p>
                         </w:txbxContent>
                       </wps:txbx>
@@ -6396,16 +6756,15 @@
                     </wps:wsp>
                   </a:graphicData>
                 </a:graphic>
+                <wp14:sizeRelH relativeFrom="margin">
+                  <wp14:pctWidth>0</wp14:pctWidth>
+                </wp14:sizeRelH>
               </wp:anchor>
             </w:drawing>
           </mc:Choice>
           <mc:Fallback>
             <w:pict>
-              <v:shapetype w14:anchorId="423C1EED" id="_x0000_t202" coordsize="21600,21600" o:spt="202" path="m,l,21600r21600,l21600,xe">
-                <v:stroke joinstyle="miter"/>
-                <v:path gradientshapeok="t" o:connecttype="rect"/>
-              </v:shapetype>
-              <v:shape id="Textové pole 16" o:spid="_x0000_s1038" type="#_x0000_t202" style="position:absolute;margin-left:291.1pt;margin-top:136.7pt;width:171.75pt;height:117pt;z-index:251700736;visibility:visible;mso-wrap-style:square;mso-wrap-distance-left:9pt;mso-wrap-distance-top:0;mso-wrap-distance-right:9pt;mso-wrap-distance-bottom:0;mso-position-horizontal:absolute;mso-position-horizontal-relative:margin;mso-position-vertical:absolute;mso-position-vertical-relative:text;v-text-anchor:top" o:gfxdata="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" fillcolor="white [3201]" stroked="f" strokeweight=".5pt">
+              <v:shape w14:anchorId="7B66B209" id="Textové pole 16" o:spid="_x0000_s1040" type="#_x0000_t202" style="position:absolute;margin-left:289.3pt;margin-top:111.95pt;width:144.6pt;height:117pt;z-index:251786752;visibility:visible;mso-wrap-style:square;mso-width-percent:0;mso-wrap-distance-left:9pt;mso-wrap-distance-top:0;mso-wrap-distance-right:9pt;mso-wrap-distance-bottom:0;mso-position-horizontal:absolute;mso-position-horizontal-relative:page;mso-position-vertical:absolute;mso-position-vertical-relative:text;mso-width-percent:0;mso-width-relative:margin;v-text-anchor:top" o:gfxdata="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" fillcolor="white [3201]" stroked="f" strokeweight=".5pt">
                 <v:textbox>
                   <w:txbxContent>
                     <w:p>
@@ -6440,14 +6799,87 @@
                     </w:p>
                   </w:txbxContent>
                 </v:textbox>
-                <w10:wrap anchorx="margin"/>
+                <w10:wrap anchorx="page"/>
               </v:shape>
             </w:pict>
           </mc:Fallback>
         </mc:AlternateContent>
       </w:r>
-      <w:bookmarkStart w:id="0" w:name="_heading=h.gjdgxs" w:colFirst="0" w:colLast="0"/>
-      <w:bookmarkEnd w:id="0"/>
+      <w:r>
+        <w:rPr>
+          <w:rFonts w:ascii="Tahoma" w:eastAsia="Tahoma" w:hAnsi="Tahoma" w:cs="Tahoma"/>
+          <w:noProof/>
+          <w:color w:val="0000CC"/>
+          <w:sz w:val="26"/>
+          <w:szCs w:val="26"/>
+        </w:rPr>
+        <w:drawing>
+          <wp:anchor distT="0" distB="0" distL="114300" distR="114300" simplePos="0" relativeHeight="251791872" behindDoc="0" locked="0" layoutInCell="1" allowOverlap="1" wp14:anchorId="1149C54B" wp14:editId="56229008">
+            <wp:simplePos x="0" y="0"/>
+            <wp:positionH relativeFrom="column">
+              <wp:posOffset>212725</wp:posOffset>
+            </wp:positionH>
+            <wp:positionV relativeFrom="paragraph">
+              <wp:posOffset>121920</wp:posOffset>
+            </wp:positionV>
+            <wp:extent cx="2301240" cy="3281469"/>
+            <wp:effectExtent l="0" t="0" r="3810" b="0"/>
+            <wp:wrapNone/>
+            <wp:docPr id="393873790" name="Obrázek 1"/>
+            <wp:cNvGraphicFramePr>
+              <a:graphicFrameLocks xmlns:a="http://schemas.openxmlformats.org/drawingml/2006/main" noChangeAspect="1"/>
+            </wp:cNvGraphicFramePr>
+            <a:graphic xmlns:a="http://schemas.openxmlformats.org/drawingml/2006/main">
+              <a:graphicData uri="http://schemas.openxmlformats.org/drawingml/2006/picture">
+                <pic:pic xmlns:pic="http://schemas.openxmlformats.org/drawingml/2006/picture">
+                  <pic:nvPicPr>
+                    <pic:cNvPr id="393873790" name=""/>
+                    <pic:cNvPicPr/>
+                  </pic:nvPicPr>
+                  <pic:blipFill>
+                    <a:blip r:embed="rId25">
+                      <a:extLst>
+                        <a:ext uri="{28A0092B-C50C-407E-A947-70E740481C1C}">
+                          <a14:useLocalDpi xmlns:a14="http://schemas.microsoft.com/office/drawing/2010/main" val="0"/>
+                        </a:ext>
+                      </a:extLst>
+                    </a:blip>
+                    <a:stretch>
+                      <a:fillRect/>
+                    </a:stretch>
+                  </pic:blipFill>
+                  <pic:spPr>
+                    <a:xfrm>
+                      <a:off x="0" y="0"/>
+                      <a:ext cx="2301240" cy="3281469"/>
+                    </a:xfrm>
+                    <a:prstGeom prst="rect">
+                      <a:avLst/>
+                    </a:prstGeom>
+                  </pic:spPr>
+                </pic:pic>
+              </a:graphicData>
+            </a:graphic>
+            <wp14:sizeRelH relativeFrom="page">
+              <wp14:pctWidth>0</wp14:pctWidth>
+            </wp14:sizeRelH>
+            <wp14:sizeRelV relativeFrom="page">
+              <wp14:pctHeight>0</wp14:pctHeight>
+            </wp14:sizeRelV>
+          </wp:anchor>
+        </w:drawing>
+      </w:r>
+    </w:p>
+    <w:p>
+      <w:pPr>
+        <w:jc w:val="center"/>
+        <w:rPr>
+          <w:rFonts w:ascii="Tahoma" w:eastAsia="Tahoma" w:hAnsi="Tahoma" w:cs="Tahoma"/>
+          <w:color w:val="0000CC"/>
+          <w:sz w:val="26"/>
+          <w:szCs w:val="26"/>
+        </w:rPr>
+      </w:pPr>
     </w:p>
     <w:sectPr>
       <w:pgSz w:w="11906" w:h="16838"/>
